--- a/docs/wip/ICTU-Template-Kwaliteitsplan.docx
+++ b/docs/wip/ICTU-Template-Kwaliteitsplan.docx
@@ -1383,7 +1383,7 @@
     </w:p>
     <w:p>
       <w:r>
-        <w:t>Versie wip, 26-04-2024</w:t>
+        <w:t>Versie wip, 10-06-2024</w:t>
       </w:r>
     </w:p>
     <w:p>
@@ -4531,7 +4531,7 @@
     </w:p>
     <w:p>
       <w:r>
-        <w:t>De geautomatiseerde broncodereviews en rapportages uit Quality-time bevatten diverse metrieken voor beveiligingsaspecten, zoals de OWASP Top-10-criteria. De applicatie wordt gescand met behulp van SonarQube, OWASP dependency checker en/of Dependency-Track, OWASP ZAP en OpenVAS.</w:t>
+        <w:t>De geautomatiseerde broncodereviews en rapportages uit Quality-time bevatten diverse metrieken voor beveiligingsaspecten, zoals de OWASP Top-10-criteria. De applicatie wordt gescand met behulp van SonarQube, OWASP Dependency-Check en/of Dependency-Track, OWASP ZAP en OpenVAS.</w:t>
       </w:r>
     </w:p>
     <w:p>
@@ -10238,7 +10238,7 @@
               <w:jc w:val="left"/>
             </w:pPr>
             <w:r>
-              <w:t>Onderdrukte beveiligingsbevindingen uit OWASP Dependency Check, Dependency-Track en SonarQube zijn afgestemd en (nog steeds) terecht</w:t>
+              <w:t>Onderdrukte beveiligingsbevindingen uit OWASP Dependency-Check, Dependency-Track en SonarQube zijn afgestemd en (nog steeds) terecht</w:t>
             </w:r>
           </w:p>
         </w:tc>

--- a/docs/wip/ICTU-Template-Kwaliteitsplan.docx
+++ b/docs/wip/ICTU-Template-Kwaliteitsplan.docx
@@ -1383,7 +1383,7 @@
     </w:p>
     <w:p>
       <w:r>
-        <w:t>Versie wip, 02-08-2024</w:t>
+        <w:t>Versie wip, 22-10-2024</w:t>
       </w:r>
     </w:p>
     <w:p>

--- a/docs/wip/ICTU-Template-Kwaliteitsplan.docx
+++ b/docs/wip/ICTU-Template-Kwaliteitsplan.docx
@@ -1383,7 +1383,7 @@
     </w:p>
     <w:p>
       <w:r>
-        <w:t>Versie wip, 02-08-2024</w:t>
+        <w:t>Versie wip, 22-10-2024</w:t>
       </w:r>
     </w:p>
     <w:p>
@@ -4531,7 +4531,7 @@
     </w:p>
     <w:p>
       <w:r>
-        <w:t>De geautomatiseerde broncodereviews en rapportages uit Quality-time bevatten diverse metrieken voor beveiligingsaspecten, zoals de OWASP Top-10-criteria. De applicatie wordt gescand met behulp van SonarQube, OWASP Dependency-Check en/of Dependency-Track, OWASP ZAP en OpenVAS.</w:t>
+        <w:t>De geautomatiseerde broncodereviews en rapportages uit Quality-time bevatten diverse metrieken voor beveiligingsaspecten, zoals de OWASP Top-10-criteria. De applicatie wordt gescand met behulp van SonarQube, OWASP Dependency-Check en/of Dependency-Track, ZAP by Checkmarx en OpenVAS.</w:t>
       </w:r>
     </w:p>
     <w:p>

--- a/docs/wip/ICTU-Template-Kwaliteitsplan.docx
+++ b/docs/wip/ICTU-Template-Kwaliteitsplan.docx
@@ -191,7 +191,7 @@
         <w:rPr>
           <w:highlight w:val="yellow"/>
         </w:rPr>
-        <w:t>{Verwijder eventueel deze paragraaf en de rubricering op de titelpagina indien rubricering niet van toepassing is}</w:t>
+        <w:t>{Verwijder deze paragraaf en de rubricering op de titelpagina als rubricering niet van toepassing is}</w:t>
       </w:r>
     </w:p>
     <w:tbl>
@@ -302,793 +302,7 @@
         <w:pStyle w:val="Kop6"/>
       </w:pPr>
       <w:r>
-        <w:t>Revisiehistorie</w:t>
-      </w:r>
-    </w:p>
-    <w:tbl>
-      <w:tblPr>
-        <w:tblStyle w:val="Tabelraster1"/>
-        <w:tblW w:type="pct" w:w="100%"/>
-        <w:tblLook w:firstColumn="1" w:firstRow="1" w:lastColumn="0" w:lastRow="0" w:noHBand="0" w:noVBand="1" w:val="04A0"/>
-      </w:tblPr>
-      <w:tblGrid>
-        <w:gridCol w:w="1814"/>
-        <w:gridCol w:w="1814"/>
-        <w:gridCol w:w="1814"/>
-        <w:gridCol w:w="1814"/>
-        <w:gridCol w:w="1814"/>
-      </w:tblGrid>
-      <w:tr>
-        <w:tc>
-          <w:tcPr>
-            <w:tcW w:type="auto" w:w="1814"/>
-          </w:tcPr>
-          <w:p>
-            <w:pPr>
-              <w:jc w:val="left"/>
-            </w:pPr>
-            <w:r>
-              <w:t>Versie</w:t>
-            </w:r>
-          </w:p>
-        </w:tc>
-        <w:tc>
-          <w:tcPr>
-            <w:tcW w:type="auto" w:w="1814"/>
-          </w:tcPr>
-          <w:p>
-            <w:pPr>
-              <w:jc w:val="left"/>
-            </w:pPr>
-            <w:r>
-              <w:t>Auteur</w:t>
-            </w:r>
-          </w:p>
-        </w:tc>
-        <w:tc>
-          <w:tcPr>
-            <w:tcW w:type="auto" w:w="1814"/>
-          </w:tcPr>
-          <w:p>
-            <w:pPr>
-              <w:jc w:val="left"/>
-            </w:pPr>
-            <w:r>
-              <w:t>Datum</w:t>
-            </w:r>
-          </w:p>
-        </w:tc>
-        <w:tc>
-          <w:tcPr>
-            <w:tcW w:type="auto" w:w="1814"/>
-          </w:tcPr>
-          <w:p>
-            <w:pPr>
-              <w:jc w:val="left"/>
-            </w:pPr>
-            <w:r>
-              <w:t>Status</w:t>
-            </w:r>
-          </w:p>
-        </w:tc>
-        <w:tc>
-          <w:tcPr>
-            <w:tcW w:type="auto" w:w="1814"/>
-          </w:tcPr>
-          <w:p>
-            <w:pPr>
-              <w:jc w:val="left"/>
-            </w:pPr>
-            <w:r>
-              <w:t>Opmerkingen</w:t>
-            </w:r>
-          </w:p>
-        </w:tc>
-      </w:tr>
-      <w:tr>
-        <w:tc>
-          <w:tcPr>
-            <w:tcW w:type="auto" w:w="1814"/>
-          </w:tcPr>
-          <w:p>
-            <w:pPr>
-              <w:jc w:val="left"/>
-            </w:pPr>
-            <w:r>
-              <w:rPr>
-                <w:highlight w:val="yellow"/>
-              </w:rPr>
-              <w:t>{versie}</w:t>
-            </w:r>
-          </w:p>
-        </w:tc>
-        <w:tc>
-          <w:tcPr>
-            <w:tcW w:type="auto" w:w="1814"/>
-          </w:tcPr>
-          <w:p>
-            <w:pPr>
-              <w:jc w:val="left"/>
-            </w:pPr>
-            <w:r>
-              <w:rPr>
-                <w:highlight w:val="yellow"/>
-              </w:rPr>
-              <w:t>{naam auteur}</w:t>
-            </w:r>
-          </w:p>
-        </w:tc>
-        <w:tc>
-          <w:tcPr>
-            <w:tcW w:type="auto" w:w="1814"/>
-          </w:tcPr>
-          <w:p>
-            <w:pPr>
-              <w:jc w:val="left"/>
-            </w:pPr>
-            <w:r>
-              <w:rPr>
-                <w:highlight w:val="yellow"/>
-              </w:rPr>
-              <w:t>{datum}</w:t>
-            </w:r>
-          </w:p>
-        </w:tc>
-        <w:tc>
-          <w:tcPr>
-            <w:tcW w:type="auto" w:w="1814"/>
-          </w:tcPr>
-          <w:p>
-            <w:pPr>
-              <w:jc w:val="left"/>
-            </w:pPr>
-            <w:r>
-              <w:rPr>
-                <w:highlight w:val="yellow"/>
-              </w:rPr>
-              <w:t>{concept/definitief}</w:t>
-            </w:r>
-          </w:p>
-        </w:tc>
-        <w:tc>
-          <w:tcPr>
-            <w:tcW w:type="auto" w:w="1814"/>
-          </w:tcPr>
-          <w:p>
-            <w:pPr>
-              <w:jc w:val="left"/>
-            </w:pPr>
-            <w:r>
-              <w:rPr>
-                <w:highlight w:val="yellow"/>
-              </w:rPr>
-              <w:t>{opmerkingen}</w:t>
-            </w:r>
-          </w:p>
-        </w:tc>
-      </w:tr>
-    </w:tbl>
-    <w:p>
-      <w:pPr>
-        <w:pStyle w:val="Kop6"/>
-      </w:pPr>
-      <w:r>
-        <w:t>Reviewers</w:t>
-      </w:r>
-    </w:p>
-    <w:tbl>
-      <w:tblPr>
-        <w:tblStyle w:val="Tabelraster1"/>
-        <w:tblW w:type="pct" w:w="100%"/>
-        <w:tblLook w:firstColumn="1" w:firstRow="1" w:lastColumn="0" w:lastRow="0" w:noHBand="0" w:noVBand="1" w:val="04A0"/>
-      </w:tblPr>
-      <w:tblGrid>
-        <w:gridCol w:w="2267"/>
-        <w:gridCol w:w="2267"/>
-        <w:gridCol w:w="2267"/>
-        <w:gridCol w:w="2267"/>
-      </w:tblGrid>
-      <w:tr>
-        <w:tc>
-          <w:tcPr>
-            <w:tcW w:type="auto" w:w="2267"/>
-          </w:tcPr>
-          <w:p>
-            <w:pPr>
-              <w:jc w:val="left"/>
-            </w:pPr>
-            <w:r>
-              <w:t>Functie/rol</w:t>
-            </w:r>
-          </w:p>
-        </w:tc>
-        <w:tc>
-          <w:tcPr>
-            <w:tcW w:type="auto" w:w="2267"/>
-          </w:tcPr>
-          <w:p>
-            <w:pPr>
-              <w:jc w:val="left"/>
-            </w:pPr>
-            <w:r>
-              <w:t>Naam</w:t>
-            </w:r>
-          </w:p>
-        </w:tc>
-        <w:tc>
-          <w:tcPr>
-            <w:tcW w:type="auto" w:w="2267"/>
-          </w:tcPr>
-          <w:p>
-            <w:pPr>
-              <w:jc w:val="left"/>
-            </w:pPr>
-            <w:r>
-              <w:t>Datum</w:t>
-            </w:r>
-          </w:p>
-        </w:tc>
-        <w:tc>
-          <w:tcPr>
-            <w:tcW w:type="auto" w:w="2267"/>
-          </w:tcPr>
-          <w:p>
-            <w:pPr>
-              <w:jc w:val="center"/>
-            </w:pPr>
-            <w:r>
-              <w:t>Versie</w:t>
-            </w:r>
-          </w:p>
-        </w:tc>
-      </w:tr>
-      <w:tr>
-        <w:tc>
-          <w:tcPr>
-            <w:tcW w:type="auto" w:w="2267"/>
-          </w:tcPr>
-          <w:p>
-            <w:pPr>
-              <w:jc w:val="left"/>
-            </w:pPr>
-            <w:r>
-              <w:t xml:space="preserve">Kwaliteitsmanager </w:t>
-            </w:r>
-            <w:r>
-              <w:rPr>
-                <w:highlight w:val="yellow"/>
-              </w:rPr>
-              <w:t>{opdrachtgevende organisatie}</w:t>
-            </w:r>
-          </w:p>
-        </w:tc>
-        <w:tc>
-          <w:tcPr>
-            <w:tcW w:type="auto" w:w="2267"/>
-          </w:tcPr>
-          <w:p>
-            <w:pPr>
-              <w:jc w:val="left"/>
-            </w:pPr>
-            <w:r>
-              <w:rPr>
-                <w:highlight w:val="yellow"/>
-              </w:rPr>
-              <w:t>{naam kwaliteitsmanager opdrachtgevende organisatie}</w:t>
-            </w:r>
-          </w:p>
-        </w:tc>
-        <w:tc>
-          <w:tcPr>
-            <w:tcW w:type="auto" w:w="2267"/>
-          </w:tcPr>
-          <w:p>
-            <w:pPr>
-              <w:jc w:val="left"/>
-            </w:pPr>
-            <w:r>
-              <w:rPr>
-                <w:highlight w:val="yellow"/>
-              </w:rPr>
-              <w:t>{datum}</w:t>
-            </w:r>
-          </w:p>
-        </w:tc>
-        <w:tc>
-          <w:tcPr>
-            <w:tcW w:type="auto" w:w="2267"/>
-          </w:tcPr>
-          <w:p>
-            <w:pPr>
-              <w:jc w:val="center"/>
-            </w:pPr>
-            <w:r>
-              <w:rPr>
-                <w:highlight w:val="yellow"/>
-              </w:rPr>
-              <w:t>{versie}</w:t>
-            </w:r>
-          </w:p>
-        </w:tc>
-      </w:tr>
-      <w:tr>
-        <w:tc>
-          <w:tcPr>
-            <w:tcW w:type="auto" w:w="2267"/>
-          </w:tcPr>
-          <w:p>
-            <w:pPr>
-              <w:jc w:val="left"/>
-            </w:pPr>
-            <w:r>
-              <w:t xml:space="preserve">Kwaliteitsmanager </w:t>
-            </w:r>
-            <w:r>
-              <w:rPr>
-                <w:highlight w:val="yellow"/>
-              </w:rPr>
-              <w:t>{beheerorganisatie}</w:t>
-            </w:r>
-          </w:p>
-        </w:tc>
-        <w:tc>
-          <w:tcPr>
-            <w:tcW w:type="auto" w:w="2267"/>
-          </w:tcPr>
-          <w:p>
-            <w:pPr>
-              <w:jc w:val="left"/>
-            </w:pPr>
-            <w:r>
-              <w:rPr>
-                <w:highlight w:val="yellow"/>
-              </w:rPr>
-              <w:t>{naam kwaliteitsmanager beheerorganisatie}</w:t>
-            </w:r>
-          </w:p>
-        </w:tc>
-        <w:tc>
-          <w:tcPr>
-            <w:tcW w:type="auto" w:w="2267"/>
-          </w:tcPr>
-          <w:p>
-            <w:pPr>
-              <w:jc w:val="left"/>
-            </w:pPr>
-            <w:r>
-              <w:rPr>
-                <w:highlight w:val="yellow"/>
-              </w:rPr>
-              <w:t>{datum}</w:t>
-            </w:r>
-          </w:p>
-        </w:tc>
-        <w:tc>
-          <w:tcPr>
-            <w:tcW w:type="auto" w:w="2267"/>
-          </w:tcPr>
-          <w:p>
-            <w:pPr>
-              <w:jc w:val="center"/>
-            </w:pPr>
-            <w:r>
-              <w:rPr>
-                <w:highlight w:val="yellow"/>
-              </w:rPr>
-              <w:t>{versie}</w:t>
-            </w:r>
-          </w:p>
-        </w:tc>
-      </w:tr>
-      <w:tr>
-        <w:tc>
-          <w:tcPr>
-            <w:tcW w:type="auto" w:w="2267"/>
-          </w:tcPr>
-          <w:p>
-            <w:pPr>
-              <w:jc w:val="left"/>
-            </w:pPr>
-            <w:r>
-              <w:t>Kwaliteitsmanager ICTU</w:t>
-            </w:r>
-          </w:p>
-        </w:tc>
-        <w:tc>
-          <w:tcPr>
-            <w:tcW w:type="auto" w:w="2267"/>
-          </w:tcPr>
-          <w:p>
-            <w:pPr>
-              <w:jc w:val="left"/>
-            </w:pPr>
-            <w:r>
-              <w:rPr>
-                <w:highlight w:val="yellow"/>
-              </w:rPr>
-              <w:t>{naam kwaliteitsmanager ICTU}</w:t>
-            </w:r>
-          </w:p>
-        </w:tc>
-        <w:tc>
-          <w:tcPr>
-            <w:tcW w:type="auto" w:w="2267"/>
-          </w:tcPr>
-          <w:p>
-            <w:pPr>
-              <w:jc w:val="left"/>
-            </w:pPr>
-            <w:r>
-              <w:rPr>
-                <w:highlight w:val="yellow"/>
-              </w:rPr>
-              <w:t>{datum}</w:t>
-            </w:r>
-          </w:p>
-        </w:tc>
-        <w:tc>
-          <w:tcPr>
-            <w:tcW w:type="auto" w:w="2267"/>
-          </w:tcPr>
-          <w:p>
-            <w:pPr>
-              <w:jc w:val="center"/>
-            </w:pPr>
-            <w:r>
-              <w:rPr>
-                <w:highlight w:val="yellow"/>
-              </w:rPr>
-              <w:t>{versie}</w:t>
-            </w:r>
-          </w:p>
-        </w:tc>
-      </w:tr>
-    </w:tbl>
-    <w:p>
-      <w:pPr>
-        <w:pStyle w:val="Kop6"/>
-      </w:pPr>
-      <w:r>
-        <w:t>Vereiste goedkeuringen</w:t>
-      </w:r>
-    </w:p>
-    <w:tbl>
-      <w:tblPr>
-        <w:tblStyle w:val="Tabelraster1"/>
-        <w:tblW w:type="pct" w:w="100%"/>
-        <w:tblLook w:firstColumn="1" w:firstRow="1" w:lastColumn="0" w:lastRow="0" w:noHBand="0" w:noVBand="1" w:val="04A0"/>
-      </w:tblPr>
-      <w:tblGrid>
-        <w:gridCol w:w="2267"/>
-        <w:gridCol w:w="2267"/>
-        <w:gridCol w:w="2267"/>
-        <w:gridCol w:w="2267"/>
-      </w:tblGrid>
-      <w:tr>
-        <w:tc>
-          <w:tcPr>
-            <w:tcW w:type="auto" w:w="2267"/>
-          </w:tcPr>
-          <w:p>
-            <w:pPr>
-              <w:jc w:val="left"/>
-            </w:pPr>
-            <w:r>
-              <w:t>Functie/rol</w:t>
-            </w:r>
-          </w:p>
-        </w:tc>
-        <w:tc>
-          <w:tcPr>
-            <w:tcW w:type="auto" w:w="2267"/>
-          </w:tcPr>
-          <w:p>
-            <w:pPr>
-              <w:jc w:val="left"/>
-            </w:pPr>
-            <w:r>
-              <w:t>Naam</w:t>
-            </w:r>
-          </w:p>
-        </w:tc>
-        <w:tc>
-          <w:tcPr>
-            <w:tcW w:type="auto" w:w="2267"/>
-          </w:tcPr>
-          <w:p>
-            <w:pPr>
-              <w:jc w:val="left"/>
-            </w:pPr>
-            <w:r>
-              <w:t>Datum</w:t>
-            </w:r>
-          </w:p>
-        </w:tc>
-        <w:tc>
-          <w:tcPr>
-            <w:tcW w:type="auto" w:w="2267"/>
-          </w:tcPr>
-          <w:p>
-            <w:pPr>
-              <w:jc w:val="center"/>
-            </w:pPr>
-            <w:r>
-              <w:t>Versie</w:t>
-            </w:r>
-          </w:p>
-        </w:tc>
-      </w:tr>
-      <w:tr>
-        <w:tc>
-          <w:tcPr>
-            <w:tcW w:type="auto" w:w="2267"/>
-          </w:tcPr>
-          <w:p>
-            <w:pPr>
-              <w:jc w:val="left"/>
-            </w:pPr>
-            <w:r>
-              <w:t xml:space="preserve">Projectleider </w:t>
-            </w:r>
-            <w:r>
-              <w:rPr>
-                <w:highlight w:val="yellow"/>
-              </w:rPr>
-              <w:t>{opdrachtgevende organisatie}</w:t>
-            </w:r>
-          </w:p>
-        </w:tc>
-        <w:tc>
-          <w:tcPr>
-            <w:tcW w:type="auto" w:w="2267"/>
-          </w:tcPr>
-          <w:p>
-            <w:pPr>
-              <w:jc w:val="left"/>
-            </w:pPr>
-            <w:r>
-              <w:rPr>
-                <w:highlight w:val="yellow"/>
-              </w:rPr>
-              <w:t>{naam projectleider opdrachtgevende organisatie}</w:t>
-            </w:r>
-          </w:p>
-        </w:tc>
-        <w:tc>
-          <w:tcPr>
-            <w:tcW w:type="auto" w:w="2267"/>
-          </w:tcPr>
-          <w:p>
-            <w:pPr>
-              <w:jc w:val="left"/>
-            </w:pPr>
-            <w:r>
-              <w:rPr>
-                <w:highlight w:val="yellow"/>
-              </w:rPr>
-              <w:t>{datum}</w:t>
-            </w:r>
-          </w:p>
-        </w:tc>
-        <w:tc>
-          <w:tcPr>
-            <w:tcW w:type="auto" w:w="2267"/>
-          </w:tcPr>
-          <w:p>
-            <w:pPr>
-              <w:jc w:val="center"/>
-            </w:pPr>
-            <w:r>
-              <w:rPr>
-                <w:highlight w:val="yellow"/>
-              </w:rPr>
-              <w:t>{versie}</w:t>
-            </w:r>
-          </w:p>
-        </w:tc>
-      </w:tr>
-      <w:tr>
-        <w:tc>
-          <w:tcPr>
-            <w:tcW w:type="auto" w:w="2267"/>
-          </w:tcPr>
-          <w:p>
-            <w:pPr>
-              <w:jc w:val="left"/>
-            </w:pPr>
-            <w:r>
-              <w:t xml:space="preserve">Projectleider </w:t>
-            </w:r>
-            <w:r>
-              <w:rPr>
-                <w:highlight w:val="yellow"/>
-              </w:rPr>
-              <w:t>{beheerorganisatie}</w:t>
-            </w:r>
-          </w:p>
-        </w:tc>
-        <w:tc>
-          <w:tcPr>
-            <w:tcW w:type="auto" w:w="2267"/>
-          </w:tcPr>
-          <w:p>
-            <w:pPr>
-              <w:jc w:val="left"/>
-            </w:pPr>
-            <w:r>
-              <w:rPr>
-                <w:highlight w:val="yellow"/>
-              </w:rPr>
-              <w:t>{naam projectleider beheerorganisatie}</w:t>
-            </w:r>
-          </w:p>
-        </w:tc>
-        <w:tc>
-          <w:tcPr>
-            <w:tcW w:type="auto" w:w="2267"/>
-          </w:tcPr>
-          <w:p>
-            <w:pPr>
-              <w:jc w:val="left"/>
-            </w:pPr>
-            <w:r>
-              <w:rPr>
-                <w:highlight w:val="yellow"/>
-              </w:rPr>
-              <w:t>{datum}</w:t>
-            </w:r>
-          </w:p>
-        </w:tc>
-        <w:tc>
-          <w:tcPr>
-            <w:tcW w:type="auto" w:w="2267"/>
-          </w:tcPr>
-          <w:p>
-            <w:pPr>
-              <w:jc w:val="center"/>
-            </w:pPr>
-            <w:r>
-              <w:rPr>
-                <w:highlight w:val="yellow"/>
-              </w:rPr>
-              <w:t>{versie}</w:t>
-            </w:r>
-          </w:p>
-        </w:tc>
-      </w:tr>
-      <w:tr>
-        <w:tc>
-          <w:tcPr>
-            <w:tcW w:type="auto" w:w="2267"/>
-          </w:tcPr>
-          <w:p>
-            <w:pPr>
-              <w:jc w:val="left"/>
-            </w:pPr>
-            <w:r>
-              <w:t>Projectleider ICTU</w:t>
-            </w:r>
-          </w:p>
-        </w:tc>
-        <w:tc>
-          <w:tcPr>
-            <w:tcW w:type="auto" w:w="2267"/>
-          </w:tcPr>
-          <w:p>
-            <w:pPr>
-              <w:jc w:val="left"/>
-            </w:pPr>
-            <w:r>
-              <w:rPr>
-                <w:highlight w:val="yellow"/>
-              </w:rPr>
-              <w:t>{naam projectleider ICTU}</w:t>
-            </w:r>
-          </w:p>
-        </w:tc>
-        <w:tc>
-          <w:tcPr>
-            <w:tcW w:type="auto" w:w="2267"/>
-          </w:tcPr>
-          <w:p>
-            <w:pPr>
-              <w:jc w:val="left"/>
-            </w:pPr>
-            <w:r>
-              <w:rPr>
-                <w:highlight w:val="yellow"/>
-              </w:rPr>
-              <w:t>{datum}</w:t>
-            </w:r>
-          </w:p>
-        </w:tc>
-        <w:tc>
-          <w:tcPr>
-            <w:tcW w:type="auto" w:w="2267"/>
-          </w:tcPr>
-          <w:p>
-            <w:pPr>
-              <w:jc w:val="center"/>
-            </w:pPr>
-            <w:r>
-              <w:rPr>
-                <w:highlight w:val="yellow"/>
-              </w:rPr>
-              <w:t>{versie}</w:t>
-            </w:r>
-          </w:p>
-        </w:tc>
-      </w:tr>
-      <w:tr>
-        <w:tc>
-          <w:tcPr>
-            <w:tcW w:type="auto" w:w="2267"/>
-          </w:tcPr>
-          <w:p>
-            <w:pPr>
-              <w:jc w:val="left"/>
-            </w:pPr>
-            <w:r>
-              <w:t>Product owner</w:t>
-            </w:r>
-          </w:p>
-        </w:tc>
-        <w:tc>
-          <w:tcPr>
-            <w:tcW w:type="auto" w:w="2267"/>
-          </w:tcPr>
-          <w:p>
-            <w:pPr>
-              <w:jc w:val="left"/>
-            </w:pPr>
-            <w:r>
-              <w:rPr>
-                <w:highlight w:val="yellow"/>
-              </w:rPr>
-              <w:t>{naam product owner}</w:t>
-            </w:r>
-          </w:p>
-        </w:tc>
-        <w:tc>
-          <w:tcPr>
-            <w:tcW w:type="auto" w:w="2267"/>
-          </w:tcPr>
-          <w:p>
-            <w:pPr>
-              <w:jc w:val="left"/>
-            </w:pPr>
-            <w:r>
-              <w:rPr>
-                <w:highlight w:val="yellow"/>
-              </w:rPr>
-              <w:t>{datum}</w:t>
-            </w:r>
-          </w:p>
-        </w:tc>
-        <w:tc>
-          <w:tcPr>
-            <w:tcW w:type="auto" w:w="2267"/>
-          </w:tcPr>
-          <w:p>
-            <w:pPr>
-              <w:jc w:val="center"/>
-            </w:pPr>
-            <w:r>
-              <w:rPr>
-                <w:highlight w:val="yellow"/>
-              </w:rPr>
-              <w:t>{versie}</w:t>
-            </w:r>
-          </w:p>
-        </w:tc>
-      </w:tr>
-    </w:tbl>
-    <w:p>
-      <w:pPr>
-        <w:pStyle w:val="Kop6"/>
-      </w:pPr>
-      <w:r>
-        <w:t>Verzendlijst huidige versie</w:t>
+        <w:t>Goedkeuring</w:t>
       </w:r>
     </w:p>
     <w:tbl>
@@ -1112,36 +326,356 @@
               <w:jc w:val="left"/>
             </w:pPr>
             <w:r>
+              <w:t>Versie</w:t>
+            </w:r>
+          </w:p>
+        </w:tc>
+        <w:tc>
+          <w:tcPr>
+            <w:tcW w:type="auto" w:w="3023"/>
+          </w:tcPr>
+          <w:p>
+            <w:pPr>
+              <w:jc w:val="left"/>
+            </w:pPr>
+            <w:r>
+              <w:t>Datum goedkeuring</w:t>
+            </w:r>
+          </w:p>
+        </w:tc>
+        <w:tc>
+          <w:tcPr>
+            <w:tcW w:type="auto" w:w="3023"/>
+          </w:tcPr>
+          <w:p>
+            <w:pPr>
+              <w:jc w:val="left"/>
+            </w:pPr>
+            <w:r>
+              <w:t>Goedgekeurd door</w:t>
+            </w:r>
+          </w:p>
+        </w:tc>
+      </w:tr>
+      <w:tr>
+        <w:tc>
+          <w:tcPr>
+            <w:tcW w:type="auto" w:w="3023"/>
+          </w:tcPr>
+          <w:p>
+            <w:pPr>
+              <w:jc w:val="left"/>
+            </w:pPr>
+            <w:r>
+              <w:rPr>
+                <w:highlight w:val="yellow"/>
+              </w:rPr>
+              <w:t>{versie}</w:t>
+            </w:r>
+          </w:p>
+        </w:tc>
+        <w:tc>
+          <w:tcPr>
+            <w:tcW w:type="auto" w:w="3023"/>
+          </w:tcPr>
+          <w:p>
+            <w:pPr>
+              <w:jc w:val="left"/>
+            </w:pPr>
+            <w:r>
+              <w:rPr>
+                <w:highlight w:val="yellow"/>
+              </w:rPr>
+              <w:t>{datum}</w:t>
+            </w:r>
+          </w:p>
+        </w:tc>
+        <w:tc>
+          <w:tcPr>
+            <w:tcW w:type="auto" w:w="3023"/>
+          </w:tcPr>
+          <w:p>
+            <w:pPr>
+              <w:jc w:val="left"/>
+            </w:pPr>
+            <w:r>
+              <w:rPr>
+                <w:highlight w:val="yellow"/>
+              </w:rPr>
+              <w:t>{naam}</w:t>
+            </w:r>
+          </w:p>
+        </w:tc>
+      </w:tr>
+    </w:tbl>
+    <w:p>
+      <w:pPr>
+        <w:pStyle w:val="Kop6"/>
+      </w:pPr>
+      <w:r>
+        <w:t>Revisiehistorie</w:t>
+      </w:r>
+    </w:p>
+    <w:tbl>
+      <w:tblPr>
+        <w:tblStyle w:val="Tabelraster1"/>
+        <w:tblW w:type="pct" w:w="100%"/>
+        <w:tblLook w:firstColumn="1" w:firstRow="1" w:lastColumn="0" w:lastRow="0" w:noHBand="0" w:noVBand="1" w:val="04A0"/>
+      </w:tblPr>
+      <w:tblGrid>
+        <w:gridCol w:w="1512"/>
+        <w:gridCol w:w="1512"/>
+        <w:gridCol w:w="1512"/>
+        <w:gridCol w:w="1512"/>
+        <w:gridCol w:w="1512"/>
+        <w:gridCol w:w="1512"/>
+      </w:tblGrid>
+      <w:tr>
+        <w:tc>
+          <w:tcPr>
+            <w:tcW w:type="auto" w:w="1512"/>
+          </w:tcPr>
+          <w:p>
+            <w:pPr>
+              <w:jc w:val="left"/>
+            </w:pPr>
+            <w:r>
+              <w:t>Versie</w:t>
+            </w:r>
+          </w:p>
+        </w:tc>
+        <w:tc>
+          <w:tcPr>
+            <w:tcW w:type="auto" w:w="1512"/>
+          </w:tcPr>
+          <w:p>
+            <w:pPr>
+              <w:jc w:val="left"/>
+            </w:pPr>
+            <w:r>
+              <w:t>Datum</w:t>
+            </w:r>
+          </w:p>
+        </w:tc>
+        <w:tc>
+          <w:tcPr>
+            <w:tcW w:type="auto" w:w="1512"/>
+          </w:tcPr>
+          <w:p>
+            <w:pPr>
+              <w:jc w:val="left"/>
+            </w:pPr>
+            <w:r>
+              <w:t>Status</w:t>
+            </w:r>
+          </w:p>
+        </w:tc>
+        <w:tc>
+          <w:tcPr>
+            <w:tcW w:type="auto" w:w="1512"/>
+          </w:tcPr>
+          <w:p>
+            <w:pPr>
+              <w:jc w:val="left"/>
+            </w:pPr>
+            <w:r>
+              <w:t>Auteur</w:t>
+            </w:r>
+          </w:p>
+        </w:tc>
+        <w:tc>
+          <w:tcPr>
+            <w:tcW w:type="auto" w:w="1512"/>
+          </w:tcPr>
+          <w:p>
+            <w:pPr>
+              <w:jc w:val="left"/>
+            </w:pPr>
+            <w:r>
+              <w:t>Reviewers</w:t>
+            </w:r>
+          </w:p>
+        </w:tc>
+        <w:tc>
+          <w:tcPr>
+            <w:tcW w:type="auto" w:w="1512"/>
+          </w:tcPr>
+          <w:p>
+            <w:pPr>
+              <w:jc w:val="left"/>
+            </w:pPr>
+            <w:r>
+              <w:t>Opmerkingen</w:t>
+            </w:r>
+          </w:p>
+        </w:tc>
+      </w:tr>
+      <w:tr>
+        <w:tc>
+          <w:tcPr>
+            <w:tcW w:type="auto" w:w="1512"/>
+          </w:tcPr>
+          <w:p>
+            <w:pPr>
+              <w:jc w:val="left"/>
+            </w:pPr>
+            <w:r>
+              <w:rPr>
+                <w:highlight w:val="yellow"/>
+              </w:rPr>
+              <w:t>{versie}</w:t>
+            </w:r>
+          </w:p>
+        </w:tc>
+        <w:tc>
+          <w:tcPr>
+            <w:tcW w:type="auto" w:w="1512"/>
+          </w:tcPr>
+          <w:p>
+            <w:pPr>
+              <w:jc w:val="left"/>
+            </w:pPr>
+            <w:r>
+              <w:rPr>
+                <w:highlight w:val="yellow"/>
+              </w:rPr>
+              <w:t>{datum}</w:t>
+            </w:r>
+          </w:p>
+        </w:tc>
+        <w:tc>
+          <w:tcPr>
+            <w:tcW w:type="auto" w:w="1512"/>
+          </w:tcPr>
+          <w:p>
+            <w:pPr>
+              <w:jc w:val="left"/>
+            </w:pPr>
+            <w:r>
+              <w:rPr>
+                <w:highlight w:val="yellow"/>
+              </w:rPr>
+              <w:t>{status}</w:t>
+            </w:r>
+          </w:p>
+        </w:tc>
+        <w:tc>
+          <w:tcPr>
+            <w:tcW w:type="auto" w:w="1512"/>
+          </w:tcPr>
+          <w:p>
+            <w:pPr>
+              <w:jc w:val="left"/>
+            </w:pPr>
+            <w:r>
+              <w:rPr>
+                <w:highlight w:val="yellow"/>
+              </w:rPr>
+              <w:t>{naam}</w:t>
+            </w:r>
+          </w:p>
+        </w:tc>
+        <w:tc>
+          <w:tcPr>
+            <w:tcW w:type="auto" w:w="1512"/>
+          </w:tcPr>
+          <w:p>
+            <w:pPr>
+              <w:jc w:val="left"/>
+            </w:pPr>
+            <w:r>
+              <w:rPr>
+                <w:highlight w:val="yellow"/>
+              </w:rPr>
+              <w:t>{namen}</w:t>
+            </w:r>
+          </w:p>
+        </w:tc>
+        <w:tc>
+          <w:tcPr>
+            <w:tcW w:type="auto" w:w="1512"/>
+          </w:tcPr>
+          <w:p>
+            <w:pPr>
+              <w:jc w:val="left"/>
+            </w:pPr>
+            <w:r>
+              <w:rPr>
+                <w:highlight w:val="yellow"/>
+              </w:rPr>
+              <w:t>{opmerkingen}</w:t>
+            </w:r>
+          </w:p>
+        </w:tc>
+      </w:tr>
+    </w:tbl>
+    <w:p>
+      <w:pPr>
+        <w:pStyle w:val="Kop6"/>
+      </w:pPr>
+      <w:r>
+        <w:t>Betrokkenen bij dit document</w:t>
+      </w:r>
+    </w:p>
+    <w:p>
+      <w:r>
+        <w:rPr>
+          <w:highlight w:val="yellow"/>
+        </w:rPr>
+        <w:t>{Neem in onderstaande tabel de auteurs, reviewers en goedkeurders van dit document op}</w:t>
+      </w:r>
+    </w:p>
+    <w:tbl>
+      <w:tblPr>
+        <w:tblStyle w:val="Tabelraster1"/>
+        <w:tblW w:type="pct" w:w="100%"/>
+        <w:tblLook w:firstColumn="1" w:firstRow="1" w:lastColumn="0" w:lastRow="0" w:noHBand="0" w:noVBand="1" w:val="04A0"/>
+      </w:tblPr>
+      <w:tblGrid>
+        <w:gridCol w:w="3023"/>
+        <w:gridCol w:w="3023"/>
+        <w:gridCol w:w="3023"/>
+      </w:tblGrid>
+      <w:tr>
+        <w:tc>
+          <w:tcPr>
+            <w:tcW w:type="auto" w:w="3023"/>
+          </w:tcPr>
+          <w:p>
+            <w:pPr>
+              <w:jc w:val="left"/>
+            </w:pPr>
+            <w:r>
+              <w:t>Organisatie</w:t>
+            </w:r>
+          </w:p>
+        </w:tc>
+        <w:tc>
+          <w:tcPr>
+            <w:tcW w:type="auto" w:w="3023"/>
+          </w:tcPr>
+          <w:p>
+            <w:pPr>
+              <w:jc w:val="left"/>
+            </w:pPr>
+            <w:r>
+              <w:t>Functie/rol</w:t>
+            </w:r>
+          </w:p>
+        </w:tc>
+        <w:tc>
+          <w:tcPr>
+            <w:tcW w:type="auto" w:w="3023"/>
+          </w:tcPr>
+          <w:p>
+            <w:pPr>
+              <w:jc w:val="left"/>
+            </w:pPr>
+            <w:r>
               <w:t>Naam</w:t>
             </w:r>
           </w:p>
         </w:tc>
-        <w:tc>
-          <w:tcPr>
-            <w:tcW w:type="auto" w:w="3023"/>
-          </w:tcPr>
-          <w:p>
-            <w:pPr>
-              <w:jc w:val="left"/>
-            </w:pPr>
-            <w:r>
-              <w:t>Organisatie</w:t>
-            </w:r>
-          </w:p>
-        </w:tc>
-        <w:tc>
-          <w:tcPr>
-            <w:tcW w:type="auto" w:w="3023"/>
-          </w:tcPr>
-          <w:p>
-            <w:pPr>
-              <w:jc w:val="left"/>
-            </w:pPr>
-            <w:r>
-              <w:t>Functie/rol</w:t>
-            </w:r>
-          </w:p>
-        </w:tc>
       </w:tr>
       <w:tr>
         <w:tc>
@@ -1156,7 +690,20 @@
               <w:rPr>
                 <w:highlight w:val="yellow"/>
               </w:rPr>
-              <w:t>{naam projectleider opdrachtgevende organisatie}</w:t>
+              <w:t>{opdrachtgevende organisatie}</w:t>
+            </w:r>
+          </w:p>
+        </w:tc>
+        <w:tc>
+          <w:tcPr>
+            <w:tcW w:type="auto" w:w="3023"/>
+          </w:tcPr>
+          <w:p>
+            <w:pPr>
+              <w:jc w:val="left"/>
+            </w:pPr>
+            <w:r>
+              <w:t>Opdrachtgever</w:t>
             </w:r>
           </w:p>
         </w:tc>
@@ -1172,6 +719,24 @@
               <w:rPr>
                 <w:highlight w:val="yellow"/>
               </w:rPr>
+              <w:t>{naam}</w:t>
+            </w:r>
+          </w:p>
+        </w:tc>
+      </w:tr>
+      <w:tr>
+        <w:tc>
+          <w:tcPr>
+            <w:tcW w:type="auto" w:w="3023"/>
+          </w:tcPr>
+          <w:p>
+            <w:pPr>
+              <w:jc w:val="left"/>
+            </w:pPr>
+            <w:r>
+              <w:rPr>
+                <w:highlight w:val="yellow"/>
+              </w:rPr>
               <w:t>{opdrachtgevende organisatie}</w:t>
             </w:r>
           </w:p>
@@ -1189,8 +754,6 @@
             </w:r>
           </w:p>
         </w:tc>
-      </w:tr>
-      <w:tr>
         <w:tc>
           <w:tcPr>
             <w:tcW w:type="auto" w:w="3023"/>
@@ -1203,10 +766,12 @@
               <w:rPr>
                 <w:highlight w:val="yellow"/>
               </w:rPr>
-              <w:t>{naam product owner}</w:t>
-            </w:r>
-          </w:p>
-        </w:tc>
+              <w:t>{naam}</w:t>
+            </w:r>
+          </w:p>
+        </w:tc>
+      </w:tr>
+      <w:tr>
         <w:tc>
           <w:tcPr>
             <w:tcW w:type="auto" w:w="3023"/>
@@ -1236,8 +801,6 @@
             </w:r>
           </w:p>
         </w:tc>
-      </w:tr>
-      <w:tr>
         <w:tc>
           <w:tcPr>
             <w:tcW w:type="auto" w:w="3023"/>
@@ -1250,10 +813,12 @@
               <w:rPr>
                 <w:highlight w:val="yellow"/>
               </w:rPr>
-              <w:t>{naam projectleider beheerorganisatie}</w:t>
-            </w:r>
-          </w:p>
-        </w:tc>
+              <w:t>{naam}</w:t>
+            </w:r>
+          </w:p>
+        </w:tc>
+      </w:tr>
+      <w:tr>
         <w:tc>
           <w:tcPr>
             <w:tcW w:type="auto" w:w="3023"/>
@@ -1266,6 +831,53 @@
               <w:rPr>
                 <w:highlight w:val="yellow"/>
               </w:rPr>
+              <w:t>{opdrachtgevende organisatie}</w:t>
+            </w:r>
+          </w:p>
+        </w:tc>
+        <w:tc>
+          <w:tcPr>
+            <w:tcW w:type="auto" w:w="3023"/>
+          </w:tcPr>
+          <w:p>
+            <w:pPr>
+              <w:jc w:val="left"/>
+            </w:pPr>
+            <w:r>
+              <w:t>Kwaliteitsmanager</w:t>
+            </w:r>
+          </w:p>
+        </w:tc>
+        <w:tc>
+          <w:tcPr>
+            <w:tcW w:type="auto" w:w="3023"/>
+          </w:tcPr>
+          <w:p>
+            <w:pPr>
+              <w:jc w:val="left"/>
+            </w:pPr>
+            <w:r>
+              <w:rPr>
+                <w:highlight w:val="yellow"/>
+              </w:rPr>
+              <w:t>{naam}</w:t>
+            </w:r>
+          </w:p>
+        </w:tc>
+      </w:tr>
+      <w:tr>
+        <w:tc>
+          <w:tcPr>
+            <w:tcW w:type="auto" w:w="3023"/>
+          </w:tcPr>
+          <w:p>
+            <w:pPr>
+              <w:jc w:val="left"/>
+            </w:pPr>
+            <w:r>
+              <w:rPr>
+                <w:highlight w:val="yellow"/>
+              </w:rPr>
               <w:t>{beheerorganisatie}</w:t>
             </w:r>
           </w:p>
@@ -1283,8 +895,6 @@
             </w:r>
           </w:p>
         </w:tc>
-      </w:tr>
-      <w:tr>
         <w:tc>
           <w:tcPr>
             <w:tcW w:type="auto" w:w="3023"/>
@@ -1297,10 +907,59 @@
               <w:rPr>
                 <w:highlight w:val="yellow"/>
               </w:rPr>
-              <w:t>{naam projectleider ICTU}</w:t>
-            </w:r>
-          </w:p>
-        </w:tc>
+              <w:t>{naam}</w:t>
+            </w:r>
+          </w:p>
+        </w:tc>
+      </w:tr>
+      <w:tr>
+        <w:tc>
+          <w:tcPr>
+            <w:tcW w:type="auto" w:w="3023"/>
+          </w:tcPr>
+          <w:p>
+            <w:pPr>
+              <w:jc w:val="left"/>
+            </w:pPr>
+            <w:r>
+              <w:rPr>
+                <w:highlight w:val="yellow"/>
+              </w:rPr>
+              <w:t>{beheerorganisatie}</w:t>
+            </w:r>
+          </w:p>
+        </w:tc>
+        <w:tc>
+          <w:tcPr>
+            <w:tcW w:type="auto" w:w="3023"/>
+          </w:tcPr>
+          <w:p>
+            <w:pPr>
+              <w:jc w:val="left"/>
+            </w:pPr>
+            <w:r>
+              <w:t>Kwaliteitsmanager</w:t>
+            </w:r>
+          </w:p>
+        </w:tc>
+        <w:tc>
+          <w:tcPr>
+            <w:tcW w:type="auto" w:w="3023"/>
+          </w:tcPr>
+          <w:p>
+            <w:pPr>
+              <w:jc w:val="left"/>
+            </w:pPr>
+            <w:r>
+              <w:rPr>
+                <w:highlight w:val="yellow"/>
+              </w:rPr>
+              <w:t>{naam}</w:t>
+            </w:r>
+          </w:p>
+        </w:tc>
+      </w:tr>
+      <w:tr>
         <w:tc>
           <w:tcPr>
             <w:tcW w:type="auto" w:w="3023"/>
@@ -1327,8 +986,6 @@
             </w:r>
           </w:p>
         </w:tc>
-      </w:tr>
-      <w:tr>
         <w:tc>
           <w:tcPr>
             <w:tcW w:type="auto" w:w="3023"/>
@@ -1341,10 +998,12 @@
               <w:rPr>
                 <w:highlight w:val="yellow"/>
               </w:rPr>
-              <w:t>{naam software delivery manager}</w:t>
-            </w:r>
-          </w:p>
-        </w:tc>
+              <w:t>{naam}</w:t>
+            </w:r>
+          </w:p>
+        </w:tc>
+      </w:tr>
+      <w:tr>
         <w:tc>
           <w:tcPr>
             <w:tcW w:type="auto" w:w="3023"/>
@@ -1371,6 +1030,66 @@
             </w:r>
           </w:p>
         </w:tc>
+        <w:tc>
+          <w:tcPr>
+            <w:tcW w:type="auto" w:w="3023"/>
+          </w:tcPr>
+          <w:p>
+            <w:pPr>
+              <w:jc w:val="left"/>
+            </w:pPr>
+            <w:r>
+              <w:rPr>
+                <w:highlight w:val="yellow"/>
+              </w:rPr>
+              <w:t>{naam}</w:t>
+            </w:r>
+          </w:p>
+        </w:tc>
+      </w:tr>
+      <w:tr>
+        <w:tc>
+          <w:tcPr>
+            <w:tcW w:type="auto" w:w="3023"/>
+          </w:tcPr>
+          <w:p>
+            <w:pPr>
+              <w:jc w:val="left"/>
+            </w:pPr>
+            <w:r>
+              <w:t>ICTU</w:t>
+            </w:r>
+          </w:p>
+        </w:tc>
+        <w:tc>
+          <w:tcPr>
+            <w:tcW w:type="auto" w:w="3023"/>
+          </w:tcPr>
+          <w:p>
+            <w:pPr>
+              <w:jc w:val="left"/>
+            </w:pPr>
+            <w:r>
+              <w:t>Kwaliteitsmanager</w:t>
+            </w:r>
+          </w:p>
+        </w:tc>
+        <w:tc>
+          <w:tcPr>
+            <w:tcW w:type="auto" w:w="3023"/>
+          </w:tcPr>
+          <w:p>
+            <w:pPr>
+              <w:jc w:val="left"/>
+            </w:pPr>
+            <w:r>
+              <w:rPr>
+                <w:highlight w:val="yellow"/>
+              </w:rPr>
+              <w:t>{naam}</w:t>
+            </w:r>
+          </w:p>
+        </w:tc>
       </w:tr>
     </w:tbl>
     <w:p>
@@ -1383,7 +1102,7 @@
     </w:p>
     <w:p>
       <w:r>
-        <w:t>Versie wip, 08-11-2024</w:t>
+        <w:t>Versie wip, 27-11-2024</w:t>
       </w:r>
     </w:p>
     <w:p>

--- a/docs/wip/ICTU-Template-Kwaliteitsplan.docx
+++ b/docs/wip/ICTU-Template-Kwaliteitsplan.docx
@@ -4348,7 +4348,7 @@
     </w:p>
     <w:p>
       <w:r>
-        <w:t>De geautomatiseerde broncodereviews en rapportages uit Quality-time bevatten diverse metrieken voor beveiligingsaspecten, zoals de OWASP Top-10-criteria. De applicatie wordt gescand met behulp van SonarQube, OWASP Dependency-Check en/of Dependency-Track, ZAP by Checkmarx en OpenVAS.</w:t>
+        <w:t>De geautomatiseerde broncodereviews en rapportages uit Quality-time bevatten diverse metrieken voor beveiligingsaspecten, zoals de OWASP Top-10-criteria. De applicatie wordt gescand met behulp van SonarQube, OWASP Dependency-Check en/of Dependency-Track en ZAP by Checkmarx.</w:t>
       </w:r>
     </w:p>
     <w:p>

--- a/docs/wip/ICTU-Template-Kwaliteitsplan.docx
+++ b/docs/wip/ICTU-Template-Kwaliteitsplan.docx
@@ -2279,7 +2279,7 @@
         <w:t>{opdrachtgevende organisatie}</w:t>
       </w:r>
       <w:r>
-        <w:t xml:space="preserve"> zorgt dat het project bij de start van de voorfase inzicht heeft in de informatie die typisch wordt vastgelegd in een projectstartarchitectuur, business impact analysis en privacy impact assessment. Waar nodig werkt </w:t>
+        <w:t xml:space="preserve"> zorgt dat het project bij de start van de voorfase inzicht heeft in de informatie die typisch wordt vastgelegd in een projectstartarchitectuur, business impact analyse en privacy impact assessment. Waar nodig werkt </w:t>
       </w:r>
       <w:r>
         <w:rPr>
@@ -5602,7 +5602,7 @@
               <w:jc w:val="left"/>
             </w:pPr>
             <w:r>
-              <w:t>business impact analysis</w:t>
+              <w:t>Een business impact analyse is een methode om de mogelijke bedrijfsimpact te bepalen die een organisatie zou kunnen ervaren door een incident, dat de functionaliteit van of de informatie in een applicatie in gevaar brengt [NORA]</w:t>
             </w:r>
           </w:p>
         </w:tc>
@@ -5932,7 +5932,7 @@
               <w:jc w:val="left"/>
             </w:pPr>
             <w:r>
-              <w:t>globaal functioneel ontwerp</w:t>
+              <w:t>Een globaal functioneel ontwerp beschrijft de functionele werking van een product op hoofdlijnen, voor specifieke use cases</w:t>
             </w:r>
           </w:p>
         </w:tc>
@@ -5963,7 +5963,7 @@
               <w:jc w:val="left"/>
             </w:pPr>
             <w:r>
-              <w:t>informatiebeveiligingsplan</w:t>
+              <w:t>Een informatiebeveiligingsplan beschrijft binnen welke kaders bescherming geleverd wordt tegen welke dreigingen en met welke maatregelen die bescherming vorm krijgt</w:t>
             </w:r>
           </w:p>
         </w:tc>
@@ -6034,6 +6034,1465 @@
               <w:jc w:val="left"/>
             </w:pPr>
             <w:r>
+              <w:t>De infrastructuurarchitectuur beschrijft de technische infrastructuur van een product op hoofdlijnen, in termen van hardwareonderdelen en -relaties (housing, hardware, virtuals, standaard software en middleware)</w:t>
+            </w:r>
+          </w:p>
+        </w:tc>
+      </w:tr>
+      <w:tr>
+        <w:tc>
+          <w:tcPr>
+            <w:tcW w:type="auto" w:w="4535"/>
+          </w:tcPr>
+          <w:p>
+            <w:pPr>
+              <w:jc w:val="left"/>
+            </w:pPr>
+            <w:r>
+              <w:rPr>
+                <w:b/>
+              </w:rPr>
+              <w:t>interactie-ontwerp</w:t>
+            </w:r>
+          </w:p>
+        </w:tc>
+        <w:tc>
+          <w:tcPr>
+            <w:tcW w:type="auto" w:w="4535"/>
+          </w:tcPr>
+          <w:p>
+            <w:pPr>
+              <w:jc w:val="left"/>
+            </w:pPr>
+            <w:r>
+              <w:t>Een interactie-ontwerp beschrijft de interacties tussen gebruikers en het systeem en de user experience daarbij</w:t>
+            </w:r>
+          </w:p>
+        </w:tc>
+      </w:tr>
+      <w:tr>
+        <w:tc>
+          <w:tcPr>
+            <w:tcW w:type="auto" w:w="4535"/>
+          </w:tcPr>
+          <w:p>
+            <w:pPr>
+              <w:jc w:val="left"/>
+            </w:pPr>
+            <w:r>
+              <w:rPr>
+                <w:b/>
+              </w:rPr>
+              <w:t>IPO</w:t>
+            </w:r>
+          </w:p>
+        </w:tc>
+        <w:tc>
+          <w:tcPr>
+            <w:tcW w:type="auto" w:w="4535"/>
+          </w:tcPr>
+          <w:p>
+            <w:pPr>
+              <w:jc w:val="left"/>
+            </w:pPr>
+            <w:r>
+              <w:t>intern projectoverleg</w:t>
+            </w:r>
+          </w:p>
+        </w:tc>
+      </w:tr>
+      <w:tr>
+        <w:tc>
+          <w:tcPr>
+            <w:tcW w:type="auto" w:w="4535"/>
+          </w:tcPr>
+          <w:p>
+            <w:pPr>
+              <w:jc w:val="left"/>
+            </w:pPr>
+            <w:r>
+              <w:rPr>
+                <w:b/>
+              </w:rPr>
+              <w:t>ISD</w:t>
+            </w:r>
+          </w:p>
+        </w:tc>
+        <w:tc>
+          <w:tcPr>
+            <w:tcW w:type="auto" w:w="4535"/>
+          </w:tcPr>
+          <w:p>
+            <w:pPr>
+              <w:jc w:val="left"/>
+            </w:pPr>
+            <w:r>
+              <w:t xml:space="preserve">ICTU Software Diensten, afdeling van ICTU die </w:t>
+            </w:r>
+            <w:r>
+              <w:rPr>
+                <w:b/>
+              </w:rPr>
+              <w:t>softwareontwikkelprojecten</w:t>
+            </w:r>
+            <w:r>
+              <w:t xml:space="preserve"> ondersteunt met ontwikkel- en testomgevingen, tools en diensten</w:t>
+            </w:r>
+          </w:p>
+        </w:tc>
+      </w:tr>
+      <w:tr>
+        <w:tc>
+          <w:tcPr>
+            <w:tcW w:type="auto" w:w="4535"/>
+          </w:tcPr>
+          <w:p>
+            <w:pPr>
+              <w:jc w:val="left"/>
+            </w:pPr>
+            <w:r>
+              <w:rPr>
+                <w:b/>
+              </w:rPr>
+              <w:t>ISE</w:t>
+            </w:r>
+          </w:p>
+        </w:tc>
+        <w:tc>
+          <w:tcPr>
+            <w:tcW w:type="auto" w:w="4535"/>
+          </w:tcPr>
+          <w:p>
+            <w:pPr>
+              <w:jc w:val="left"/>
+            </w:pPr>
+            <w:r>
+              <w:t xml:space="preserve">ICTU Software Expertise, afdeling van ICTU die </w:t>
+            </w:r>
+            <w:r>
+              <w:rPr>
+                <w:b/>
+              </w:rPr>
+              <w:t>softwareontwikkelprojecten</w:t>
+            </w:r>
+            <w:r>
+              <w:t xml:space="preserve"> ondersteunt met expertise op het gebied van </w:t>
+            </w:r>
+            <w:r>
+              <w:rPr>
+                <w:b/>
+              </w:rPr>
+              <w:t>softwareontwikkeling</w:t>
+            </w:r>
+            <w:r>
+              <w:t xml:space="preserve"> en die de ICTU Kwaliteitsaanpak Softwareontwikkeling onderhoudt</w:t>
+            </w:r>
+          </w:p>
+        </w:tc>
+      </w:tr>
+      <w:tr>
+        <w:tc>
+          <w:tcPr>
+            <w:tcW w:type="auto" w:w="4535"/>
+          </w:tcPr>
+          <w:p>
+            <w:pPr>
+              <w:jc w:val="left"/>
+            </w:pPr>
+            <w:r>
+              <w:rPr>
+                <w:b/>
+              </w:rPr>
+              <w:t>ISO</w:t>
+            </w:r>
+          </w:p>
+        </w:tc>
+        <w:tc>
+          <w:tcPr>
+            <w:tcW w:type="auto" w:w="4535"/>
+          </w:tcPr>
+          <w:p>
+            <w:pPr>
+              <w:jc w:val="left"/>
+            </w:pPr>
+            <w:r>
+              <w:t>International Organization for Standardization</w:t>
+            </w:r>
+          </w:p>
+        </w:tc>
+      </w:tr>
+      <w:tr>
+        <w:tc>
+          <w:tcPr>
+            <w:tcW w:type="auto" w:w="4535"/>
+          </w:tcPr>
+          <w:p>
+            <w:pPr>
+              <w:jc w:val="left"/>
+            </w:pPr>
+            <w:r>
+              <w:rPr>
+                <w:b/>
+              </w:rPr>
+              <w:t>Jira</w:t>
+            </w:r>
+          </w:p>
+        </w:tc>
+        <w:tc>
+          <w:tcPr>
+            <w:tcW w:type="auto" w:w="4535"/>
+          </w:tcPr>
+          <w:p>
+            <w:pPr>
+              <w:jc w:val="left"/>
+            </w:pPr>
+            <w:r>
+              <w:t xml:space="preserve">tool om </w:t>
+            </w:r>
+            <w:r>
+              <w:rPr>
+                <w:b/>
+              </w:rPr>
+              <w:t>use cases</w:t>
+            </w:r>
+            <w:r>
+              <w:t>, user stories, logische testgevallen en issues vast te leggen</w:t>
+            </w:r>
+          </w:p>
+        </w:tc>
+      </w:tr>
+      <w:tr>
+        <w:tc>
+          <w:tcPr>
+            <w:tcW w:type="auto" w:w="4535"/>
+          </w:tcPr>
+          <w:p>
+            <w:pPr>
+              <w:jc w:val="left"/>
+            </w:pPr>
+            <w:r>
+              <w:rPr>
+                <w:b/>
+              </w:rPr>
+              <w:t>klantreis</w:t>
+            </w:r>
+          </w:p>
+        </w:tc>
+        <w:tc>
+          <w:tcPr>
+            <w:tcW w:type="auto" w:w="4535"/>
+          </w:tcPr>
+          <w:p>
+            <w:pPr>
+              <w:jc w:val="left"/>
+            </w:pPr>
+            <w:r>
+              <w:t>alle directe en indirecte interactie van een klant of gebruiker met een product of dienst</w:t>
+            </w:r>
+          </w:p>
+        </w:tc>
+      </w:tr>
+      <w:tr>
+        <w:tc>
+          <w:tcPr>
+            <w:tcW w:type="auto" w:w="4535"/>
+          </w:tcPr>
+          <w:p>
+            <w:pPr>
+              <w:jc w:val="left"/>
+            </w:pPr>
+            <w:r>
+              <w:rPr>
+                <w:b/>
+              </w:rPr>
+              <w:t>KPI</w:t>
+            </w:r>
+          </w:p>
+        </w:tc>
+        <w:tc>
+          <w:tcPr>
+            <w:tcW w:type="auto" w:w="4535"/>
+          </w:tcPr>
+          <w:p>
+            <w:pPr>
+              <w:jc w:val="left"/>
+            </w:pPr>
+            <w:r>
+              <w:t>key performance indicator</w:t>
+            </w:r>
+          </w:p>
+        </w:tc>
+      </w:tr>
+      <w:tr>
+        <w:tc>
+          <w:tcPr>
+            <w:tcW w:type="auto" w:w="4535"/>
+          </w:tcPr>
+          <w:p>
+            <w:pPr>
+              <w:jc w:val="left"/>
+            </w:pPr>
+            <w:r>
+              <w:rPr>
+                <w:b/>
+              </w:rPr>
+              <w:t>kwaliteitsmanager</w:t>
+            </w:r>
+          </w:p>
+        </w:tc>
+        <w:tc>
+          <w:tcPr>
+            <w:tcW w:type="auto" w:w="4535"/>
+          </w:tcPr>
+          <w:p>
+            <w:pPr>
+              <w:jc w:val="left"/>
+            </w:pPr>
+            <w:r>
+              <w:t xml:space="preserve">controleert en borgt de kwaliteit van </w:t>
+            </w:r>
+            <w:r>
+              <w:rPr>
+                <w:b/>
+              </w:rPr>
+              <w:t>software</w:t>
+            </w:r>
+            <w:r>
+              <w:t xml:space="preserve"> conform de vastgestelde eisen en de Kwaliteitsaanpak en rapporteert aan de </w:t>
+            </w:r>
+            <w:r>
+              <w:rPr>
+                <w:b/>
+              </w:rPr>
+              <w:t>projectleider</w:t>
+            </w:r>
+          </w:p>
+        </w:tc>
+      </w:tr>
+      <w:tr>
+        <w:tc>
+          <w:tcPr>
+            <w:tcW w:type="auto" w:w="4535"/>
+          </w:tcPr>
+          <w:p>
+            <w:pPr>
+              <w:jc w:val="left"/>
+            </w:pPr>
+            <w:r>
+              <w:rPr>
+                <w:b/>
+              </w:rPr>
+              <w:t>minimum viable product</w:t>
+            </w:r>
+          </w:p>
+        </w:tc>
+        <w:tc>
+          <w:tcPr>
+            <w:tcW w:type="auto" w:w="4535"/>
+          </w:tcPr>
+          <w:p>
+            <w:pPr>
+              <w:jc w:val="left"/>
+            </w:pPr>
+            <w:r>
+              <w:t>Een minimum viable product is een eerste versie van een product, die zo vroeg mogelijk wordt uitgerold naar de gebruikers, met net voldoende functionaliteit om het gestelde doel te behalen en niet meer dan dat</w:t>
+            </w:r>
+          </w:p>
+        </w:tc>
+      </w:tr>
+      <w:tr>
+        <w:tc>
+          <w:tcPr>
+            <w:tcW w:type="auto" w:w="4535"/>
+          </w:tcPr>
+          <w:p>
+            <w:pPr>
+              <w:jc w:val="left"/>
+            </w:pPr>
+            <w:r>
+              <w:rPr>
+                <w:b/>
+              </w:rPr>
+              <w:t>MTP</w:t>
+            </w:r>
+          </w:p>
+        </w:tc>
+        <w:tc>
+          <w:tcPr>
+            <w:tcW w:type="auto" w:w="4535"/>
+          </w:tcPr>
+          <w:p>
+            <w:pPr>
+              <w:jc w:val="left"/>
+            </w:pPr>
+            <w:r>
+              <w:t>Een mastertestplan beschrijft de aanpak van het testen van een product op hoofdlijnen, in termen van strategie, activiteiten, afhankelijkheden en de op te leveren resultaten</w:t>
+            </w:r>
+          </w:p>
+        </w:tc>
+      </w:tr>
+      <w:tr>
+        <w:tc>
+          <w:tcPr>
+            <w:tcW w:type="auto" w:w="4535"/>
+          </w:tcPr>
+          <w:p>
+            <w:pPr>
+              <w:jc w:val="left"/>
+            </w:pPr>
+            <w:r>
+              <w:rPr>
+                <w:b/>
+              </w:rPr>
+              <w:t>MVP</w:t>
+            </w:r>
+          </w:p>
+        </w:tc>
+        <w:tc>
+          <w:tcPr>
+            <w:tcW w:type="auto" w:w="4535"/>
+          </w:tcPr>
+          <w:p>
+            <w:pPr>
+              <w:jc w:val="left"/>
+            </w:pPr>
+            <w:r>
+              <w:rPr>
+                <w:b/>
+              </w:rPr>
+              <w:t>minimum viable product</w:t>
+            </w:r>
+          </w:p>
+        </w:tc>
+      </w:tr>
+      <w:tr>
+        <w:tc>
+          <w:tcPr>
+            <w:tcW w:type="auto" w:w="4535"/>
+          </w:tcPr>
+          <w:p>
+            <w:pPr>
+              <w:jc w:val="left"/>
+            </w:pPr>
+            <w:r>
+              <w:rPr>
+                <w:b/>
+              </w:rPr>
+              <w:t>NFE</w:t>
+            </w:r>
+          </w:p>
+        </w:tc>
+        <w:tc>
+          <w:tcPr>
+            <w:tcW w:type="auto" w:w="4535"/>
+          </w:tcPr>
+          <w:p>
+            <w:pPr>
+              <w:jc w:val="left"/>
+            </w:pPr>
+            <w:r>
+              <w:t>Niet-functionele eisen specificeren criteria om de kwaliteit van de software te beoordelen</w:t>
+            </w:r>
+          </w:p>
+        </w:tc>
+      </w:tr>
+      <w:tr>
+        <w:tc>
+          <w:tcPr>
+            <w:tcW w:type="auto" w:w="4535"/>
+          </w:tcPr>
+          <w:p>
+            <w:pPr>
+              <w:jc w:val="left"/>
+            </w:pPr>
+            <w:r>
+              <w:rPr>
+                <w:b/>
+              </w:rPr>
+              <w:t>NORA</w:t>
+            </w:r>
+          </w:p>
+        </w:tc>
+        <w:tc>
+          <w:tcPr>
+            <w:tcW w:type="auto" w:w="4535"/>
+          </w:tcPr>
+          <w:p>
+            <w:pPr>
+              <w:jc w:val="left"/>
+            </w:pPr>
+            <w:r>
+              <w:t>Nederlandse Overheidsreferentie-architectuur</w:t>
+            </w:r>
+          </w:p>
+        </w:tc>
+      </w:tr>
+      <w:tr>
+        <w:tc>
+          <w:tcPr>
+            <w:tcW w:type="auto" w:w="4535"/>
+          </w:tcPr>
+          <w:p>
+            <w:pPr>
+              <w:jc w:val="left"/>
+            </w:pPr>
+            <w:r>
+              <w:rPr>
+                <w:b/>
+              </w:rPr>
+              <w:t>NPR</w:t>
+            </w:r>
+          </w:p>
+        </w:tc>
+        <w:tc>
+          <w:tcPr>
+            <w:tcW w:type="auto" w:w="4535"/>
+          </w:tcPr>
+          <w:p>
+            <w:pPr>
+              <w:jc w:val="left"/>
+            </w:pPr>
+            <w:r>
+              <w:t>Nederlandse Praktijkrichtlijn</w:t>
+            </w:r>
+          </w:p>
+        </w:tc>
+      </w:tr>
+      <w:tr>
+        <w:tc>
+          <w:tcPr>
+            <w:tcW w:type="auto" w:w="4535"/>
+          </w:tcPr>
+          <w:p>
+            <w:pPr>
+              <w:jc w:val="left"/>
+            </w:pPr>
+            <w:r>
+              <w:rPr>
+                <w:b/>
+              </w:rPr>
+              <w:t>ontwikkelaars</w:t>
+            </w:r>
+          </w:p>
+        </w:tc>
+        <w:tc>
+          <w:tcPr>
+            <w:tcW w:type="auto" w:w="4535"/>
+          </w:tcPr>
+          <w:p>
+            <w:pPr>
+              <w:jc w:val="left"/>
+            </w:pPr>
+            <w:r>
+              <w:t>Ontwikkelaars (</w:t>
+            </w:r>
+            <w:r>
+              <w:rPr>
+                <w:i/>
+              </w:rPr>
+              <w:t>developers</w:t>
+            </w:r>
+            <w:r>
+              <w:t xml:space="preserve"> in de Scrumgids) zijn de mensen in het </w:t>
+            </w:r>
+            <w:r>
+              <w:rPr>
+                <w:b/>
+              </w:rPr>
+              <w:t>Scrumteam</w:t>
+            </w:r>
+            <w:r>
+              <w:t xml:space="preserve"> die iedere sprint gecommitteerd zijn aan het maken van elk aspect van een bruikbaar increment [Scrumgids]</w:t>
+            </w:r>
+          </w:p>
+        </w:tc>
+      </w:tr>
+      <w:tr>
+        <w:tc>
+          <w:tcPr>
+            <w:tcW w:type="auto" w:w="4535"/>
+          </w:tcPr>
+          <w:p>
+            <w:pPr>
+              <w:jc w:val="left"/>
+            </w:pPr>
+            <w:r>
+              <w:rPr>
+                <w:b/>
+              </w:rPr>
+              <w:t>opdrachtgevende organisatie</w:t>
+            </w:r>
+          </w:p>
+        </w:tc>
+        <w:tc>
+          <w:tcPr>
+            <w:tcW w:type="auto" w:w="4535"/>
+          </w:tcPr>
+          <w:p>
+            <w:pPr>
+              <w:jc w:val="left"/>
+            </w:pPr>
+            <w:r>
+              <w:t xml:space="preserve">overheidsorganisatie die opdracht geeft aan ICTU tot ontwikkeling en/of onderhoud  van </w:t>
+            </w:r>
+            <w:r>
+              <w:rPr>
+                <w:b/>
+              </w:rPr>
+              <w:t>software</w:t>
+            </w:r>
+          </w:p>
+        </w:tc>
+      </w:tr>
+      <w:tr>
+        <w:tc>
+          <w:tcPr>
+            <w:tcW w:type="auto" w:w="4535"/>
+          </w:tcPr>
+          <w:p>
+            <w:pPr>
+              <w:jc w:val="left"/>
+            </w:pPr>
+            <w:r>
+              <w:rPr>
+                <w:b/>
+              </w:rPr>
+              <w:t>opdrachtgever</w:t>
+            </w:r>
+          </w:p>
+        </w:tc>
+        <w:tc>
+          <w:tcPr>
+            <w:tcW w:type="auto" w:w="4535"/>
+          </w:tcPr>
+          <w:p>
+            <w:pPr>
+              <w:jc w:val="left"/>
+            </w:pPr>
+            <w:r>
+              <w:t xml:space="preserve">medewerker van de </w:t>
+            </w:r>
+            <w:r>
+              <w:rPr>
+                <w:b/>
+              </w:rPr>
+              <w:t>opdrachtgevende organisatie</w:t>
+            </w:r>
+            <w:r>
+              <w:t xml:space="preserve"> die eindverantwoordelijk is voor de opdracht aan ICTU</w:t>
+            </w:r>
+          </w:p>
+        </w:tc>
+      </w:tr>
+      <w:tr>
+        <w:tc>
+          <w:tcPr>
+            <w:tcW w:type="auto" w:w="4535"/>
+          </w:tcPr>
+          <w:p>
+            <w:pPr>
+              <w:jc w:val="left"/>
+            </w:pPr>
+            <w:r>
+              <w:rPr>
+                <w:b/>
+              </w:rPr>
+              <w:t>operationeel beheer</w:t>
+            </w:r>
+          </w:p>
+        </w:tc>
+        <w:tc>
+          <w:tcPr>
+            <w:tcW w:type="auto" w:w="4535"/>
+          </w:tcPr>
+          <w:p>
+            <w:pPr>
+              <w:jc w:val="left"/>
+            </w:pPr>
+            <w:r>
+              <w:t>activiteiten die zorgen dat software operationeel is en blijft, zoals het oplossen van incidenten, het uitvoeren van onderhoud, het implementeren van upgrades en patches, het beheren van configuraties, en het monitoren van prestaties en beschikbaarheid</w:t>
+            </w:r>
+          </w:p>
+        </w:tc>
+      </w:tr>
+      <w:tr>
+        <w:tc>
+          <w:tcPr>
+            <w:tcW w:type="auto" w:w="4535"/>
+          </w:tcPr>
+          <w:p>
+            <w:pPr>
+              <w:jc w:val="left"/>
+            </w:pPr>
+            <w:r>
+              <w:rPr>
+                <w:b/>
+              </w:rPr>
+              <w:t>OTAP</w:t>
+            </w:r>
+          </w:p>
+        </w:tc>
+        <w:tc>
+          <w:tcPr>
+            <w:tcW w:type="auto" w:w="4535"/>
+          </w:tcPr>
+          <w:p>
+            <w:pPr>
+              <w:jc w:val="left"/>
+            </w:pPr>
+            <w:r>
+              <w:t>ontwikkel, test, acceptatie, productie; gebruikt om verschillende soorten omgevingen aan te duiden</w:t>
+            </w:r>
+          </w:p>
+        </w:tc>
+      </w:tr>
+      <w:tr>
+        <w:tc>
+          <w:tcPr>
+            <w:tcW w:type="auto" w:w="4535"/>
+          </w:tcPr>
+          <w:p>
+            <w:pPr>
+              <w:jc w:val="left"/>
+            </w:pPr>
+            <w:r>
+              <w:rPr>
+                <w:b/>
+              </w:rPr>
+              <w:t>persona</w:t>
+            </w:r>
+          </w:p>
+        </w:tc>
+        <w:tc>
+          <w:tcPr>
+            <w:tcW w:type="auto" w:w="4535"/>
+          </w:tcPr>
+          <w:p>
+            <w:pPr>
+              <w:jc w:val="left"/>
+            </w:pPr>
+            <w:r>
+              <w:t xml:space="preserve">een min of meer realistische beschrijving van een fictief persoon, veelal met naam, persoonskenmerken, drijfveren en behoeften, die een groep gebruikers representeert en gebruikt wordt om te redeneren over de gewenste functionele en niet-functionele eigenschappen van de </w:t>
+            </w:r>
+            <w:r>
+              <w:rPr>
+                <w:b/>
+              </w:rPr>
+              <w:t>software</w:t>
+            </w:r>
+          </w:p>
+        </w:tc>
+      </w:tr>
+      <w:tr>
+        <w:tc>
+          <w:tcPr>
+            <w:tcW w:type="auto" w:w="4535"/>
+          </w:tcPr>
+          <w:p>
+            <w:pPr>
+              <w:jc w:val="left"/>
+            </w:pPr>
+            <w:r>
+              <w:rPr>
+                <w:b/>
+              </w:rPr>
+              <w:t>PIA</w:t>
+            </w:r>
+          </w:p>
+        </w:tc>
+        <w:tc>
+          <w:tcPr>
+            <w:tcW w:type="auto" w:w="4535"/>
+          </w:tcPr>
+          <w:p>
+            <w:pPr>
+              <w:jc w:val="left"/>
+            </w:pPr>
+            <w:r>
+              <w:t>Een privacy impact assessment geeft bij een wet of project, waar persoonsgegevens van toepassing zijn, aan wat de gevolgen voor de privacy van de getroffen personen zijn [NORA]</w:t>
+            </w:r>
+          </w:p>
+        </w:tc>
+      </w:tr>
+      <w:tr>
+        <w:tc>
+          <w:tcPr>
+            <w:tcW w:type="auto" w:w="4535"/>
+          </w:tcPr>
+          <w:p>
+            <w:pPr>
+              <w:jc w:val="left"/>
+            </w:pPr>
+            <w:r>
+              <w:rPr>
+                <w:b/>
+              </w:rPr>
+              <w:t>PKI</w:t>
+            </w:r>
+          </w:p>
+        </w:tc>
+        <w:tc>
+          <w:tcPr>
+            <w:tcW w:type="auto" w:w="4535"/>
+          </w:tcPr>
+          <w:p>
+            <w:pPr>
+              <w:jc w:val="left"/>
+            </w:pPr>
+            <w:r>
+              <w:t>public key infrastructure</w:t>
+            </w:r>
+          </w:p>
+        </w:tc>
+      </w:tr>
+      <w:tr>
+        <w:tc>
+          <w:tcPr>
+            <w:tcW w:type="auto" w:w="4535"/>
+          </w:tcPr>
+          <w:p>
+            <w:pPr>
+              <w:jc w:val="left"/>
+            </w:pPr>
+            <w:r>
+              <w:rPr>
+                <w:b/>
+              </w:rPr>
+              <w:t>PRA</w:t>
+            </w:r>
+          </w:p>
+        </w:tc>
+        <w:tc>
+          <w:tcPr>
+            <w:tcW w:type="auto" w:w="4535"/>
+          </w:tcPr>
+          <w:p>
+            <w:pPr>
+              <w:jc w:val="left"/>
+            </w:pPr>
+            <w:r>
+              <w:t>Een productrisicoanalyse is een analyse van het te testen product die resulteert in een overzicht van wat de meer of minder risicovolle kenmerken en delen van het te testen product zijn, zodat de grondigheid van testen hieraan gerelateerd kan worden</w:t>
+            </w:r>
+          </w:p>
+        </w:tc>
+      </w:tr>
+      <w:tr>
+        <w:tc>
+          <w:tcPr>
+            <w:tcW w:type="auto" w:w="4535"/>
+          </w:tcPr>
+          <w:p>
+            <w:pPr>
+              <w:jc w:val="left"/>
+            </w:pPr>
+            <w:r>
+              <w:rPr>
+                <w:b/>
+              </w:rPr>
+              <w:t>Product owner</w:t>
+            </w:r>
+          </w:p>
+        </w:tc>
+        <w:tc>
+          <w:tcPr>
+            <w:tcW w:type="auto" w:w="4535"/>
+          </w:tcPr>
+          <w:p>
+            <w:pPr>
+              <w:jc w:val="left"/>
+            </w:pPr>
+            <w:r>
+              <w:t xml:space="preserve">De product owner is verantwoordelijk voor het maximaliseren van de waarde van het product, dat het resultaat is van het werk van het </w:t>
+            </w:r>
+            <w:r>
+              <w:rPr>
+                <w:b/>
+              </w:rPr>
+              <w:t>Scrumteam</w:t>
+            </w:r>
+            <w:r>
+              <w:t xml:space="preserve"> [Scrumgids]</w:t>
+            </w:r>
+          </w:p>
+        </w:tc>
+      </w:tr>
+      <w:tr>
+        <w:tc>
+          <w:tcPr>
+            <w:tcW w:type="auto" w:w="4535"/>
+          </w:tcPr>
+          <w:p>
+            <w:pPr>
+              <w:jc w:val="left"/>
+            </w:pPr>
+            <w:r>
+              <w:rPr>
+                <w:b/>
+              </w:rPr>
+              <w:t>programmatuur</w:t>
+            </w:r>
+          </w:p>
+        </w:tc>
+        <w:tc>
+          <w:tcPr>
+            <w:tcW w:type="auto" w:w="4535"/>
+          </w:tcPr>
+          <w:p>
+            <w:pPr>
+              <w:jc w:val="left"/>
+            </w:pPr>
+            <w:r>
+              <w:t xml:space="preserve">zie </w:t>
+            </w:r>
+            <w:r>
+              <w:rPr>
+                <w:b/>
+              </w:rPr>
+              <w:t>software</w:t>
+            </w:r>
+          </w:p>
+        </w:tc>
+      </w:tr>
+      <w:tr>
+        <w:tc>
+          <w:tcPr>
+            <w:tcW w:type="auto" w:w="4535"/>
+          </w:tcPr>
+          <w:p>
+            <w:pPr>
+              <w:jc w:val="left"/>
+            </w:pPr>
+            <w:r>
+              <w:rPr>
+                <w:b/>
+              </w:rPr>
+              <w:t>project</w:t>
+            </w:r>
+          </w:p>
+        </w:tc>
+        <w:tc>
+          <w:tcPr>
+            <w:tcW w:type="auto" w:w="4535"/>
+          </w:tcPr>
+          <w:p>
+            <w:pPr>
+              <w:jc w:val="left"/>
+            </w:pPr>
+            <w:r>
+              <w:t xml:space="preserve">een tijdelijke organisatie voor het realiseren van een resultaat - bij ICTU bestaat een </w:t>
+            </w:r>
+            <w:r>
+              <w:rPr>
+                <w:b/>
+              </w:rPr>
+              <w:t>softwareontwikkelproject</w:t>
+            </w:r>
+            <w:r>
+              <w:t xml:space="preserve"> uit medewerkers van ICTU, de </w:t>
+            </w:r>
+            <w:r>
+              <w:rPr>
+                <w:b/>
+              </w:rPr>
+              <w:t>opdrachtgevende organisatie</w:t>
+            </w:r>
+            <w:r>
+              <w:t>, beheerorganisatie en eventueel andere partijen</w:t>
+            </w:r>
+          </w:p>
+        </w:tc>
+      </w:tr>
+      <w:tr>
+        <w:tc>
+          <w:tcPr>
+            <w:tcW w:type="auto" w:w="4535"/>
+          </w:tcPr>
+          <w:p>
+            <w:pPr>
+              <w:jc w:val="left"/>
+            </w:pPr>
+            <w:r>
+              <w:rPr>
+                <w:b/>
+              </w:rPr>
+              <w:t>projectleider</w:t>
+            </w:r>
+          </w:p>
+        </w:tc>
+        <w:tc>
+          <w:tcPr>
+            <w:tcW w:type="auto" w:w="4535"/>
+          </w:tcPr>
+          <w:p>
+            <w:pPr>
+              <w:jc w:val="left"/>
+            </w:pPr>
+            <w:r>
+              <w:t>medewerker eindverantwoordelijk voor het projectresultaat - bij ICTU-softwareontwikkelprojecten is de projectleider een medewerker van ICTU</w:t>
+            </w:r>
+          </w:p>
+        </w:tc>
+      </w:tr>
+      <w:tr>
+        <w:tc>
+          <w:tcPr>
+            <w:tcW w:type="auto" w:w="4535"/>
+          </w:tcPr>
+          <w:p>
+            <w:pPr>
+              <w:jc w:val="left"/>
+            </w:pPr>
+            <w:r>
+              <w:rPr>
+                <w:b/>
+              </w:rPr>
+              <w:t>PSA</w:t>
+            </w:r>
+          </w:p>
+        </w:tc>
+        <w:tc>
+          <w:tcPr>
+            <w:tcW w:type="auto" w:w="4535"/>
+          </w:tcPr>
+          <w:p>
+            <w:pPr>
+              <w:jc w:val="left"/>
+            </w:pPr>
+            <w:r>
+              <w:t xml:space="preserve">De projectstartarchitectuur is een concreet en doelgericht ICT-architectuurkader waarbinnen het </w:t>
+            </w:r>
+            <w:r>
+              <w:rPr>
+                <w:b/>
+              </w:rPr>
+              <w:t>project</w:t>
+            </w:r>
+            <w:r>
+              <w:t xml:space="preserve"> moet worden uitgevoerd [NORA]</w:t>
+            </w:r>
+          </w:p>
+        </w:tc>
+      </w:tr>
+      <w:tr>
+        <w:tc>
+          <w:tcPr>
+            <w:tcW w:type="auto" w:w="4535"/>
+          </w:tcPr>
+          <w:p>
+            <w:pPr>
+              <w:jc w:val="left"/>
+            </w:pPr>
+            <w:r>
+              <w:rPr>
+                <w:b/>
+              </w:rPr>
+              <w:t>PvE</w:t>
+            </w:r>
+          </w:p>
+        </w:tc>
+        <w:tc>
+          <w:tcPr>
+            <w:tcW w:type="auto" w:w="4535"/>
+          </w:tcPr>
+          <w:p>
+            <w:pPr>
+              <w:jc w:val="left"/>
+            </w:pPr>
+            <w:r>
+              <w:t>programma van eisen</w:t>
+            </w:r>
+          </w:p>
+        </w:tc>
+      </w:tr>
+      <w:tr>
+        <w:tc>
+          <w:tcPr>
+            <w:tcW w:type="auto" w:w="4535"/>
+          </w:tcPr>
+          <w:p>
+            <w:pPr>
+              <w:jc w:val="left"/>
+            </w:pPr>
+            <w:r>
+              <w:rPr>
+                <w:b/>
+              </w:rPr>
+              <w:t>Quality-time</w:t>
+            </w:r>
+          </w:p>
+        </w:tc>
+        <w:tc>
+          <w:tcPr>
+            <w:tcW w:type="auto" w:w="4535"/>
+          </w:tcPr>
+          <w:p>
+            <w:pPr>
+              <w:jc w:val="left"/>
+            </w:pPr>
+            <w:r>
+              <w:t>een door ICTU ontwikkeld, open source, geautomatiseerd kwaliteitssysteem</w:t>
+            </w:r>
+          </w:p>
+        </w:tc>
+      </w:tr>
+      <w:tr>
+        <w:tc>
+          <w:tcPr>
+            <w:tcW w:type="auto" w:w="4535"/>
+          </w:tcPr>
+          <w:p>
+            <w:pPr>
+              <w:jc w:val="left"/>
+            </w:pPr>
+            <w:r>
+              <w:rPr>
+                <w:b/>
+              </w:rPr>
+              <w:t>realisatiefase</w:t>
+            </w:r>
+          </w:p>
+        </w:tc>
+        <w:tc>
+          <w:tcPr>
+            <w:tcW w:type="auto" w:w="4535"/>
+          </w:tcPr>
+          <w:p>
+            <w:pPr>
+              <w:jc w:val="left"/>
+            </w:pPr>
+            <w:r>
+              <w:t xml:space="preserve">fase van een </w:t>
+            </w:r>
+            <w:r>
+              <w:rPr>
+                <w:b/>
+              </w:rPr>
+              <w:t>softwareontwikkelproject</w:t>
+            </w:r>
+            <w:r>
+              <w:t xml:space="preserve"> waarin de </w:t>
+            </w:r>
+            <w:r>
+              <w:rPr>
+                <w:b/>
+              </w:rPr>
+              <w:t>software</w:t>
+            </w:r>
+            <w:r>
+              <w:t xml:space="preserve"> daadwerkelijk wordt gebouwd en onderhouden, en bij een </w:t>
+            </w:r>
+            <w:r>
+              <w:rPr>
+                <w:b/>
+              </w:rPr>
+              <w:t>DevOps</w:t>
+            </w:r>
+            <w:r>
+              <w:t xml:space="preserve"> werkwijze ook operationeel wordt beheerd</w:t>
+            </w:r>
+          </w:p>
+        </w:tc>
+      </w:tr>
+      <w:tr>
+        <w:tc>
+          <w:tcPr>
+            <w:tcW w:type="auto" w:w="4535"/>
+          </w:tcPr>
+          <w:p>
+            <w:pPr>
+              <w:jc w:val="left"/>
+            </w:pPr>
+            <w:r>
+              <w:rPr>
+                <w:b/>
+              </w:rPr>
+              <w:t>regressietest</w:t>
+            </w:r>
+          </w:p>
+        </w:tc>
+        <w:tc>
+          <w:tcPr>
+            <w:tcW w:type="auto" w:w="4535"/>
+          </w:tcPr>
+          <w:p>
+            <w:pPr>
+              <w:jc w:val="left"/>
+            </w:pPr>
+            <w:r>
+              <w:t>test die na een wijziging controleert of niet-gewijzigde delen van een systeem nog steeds correct functioneren</w:t>
+            </w:r>
+          </w:p>
+        </w:tc>
+      </w:tr>
+      <w:tr>
+        <w:tc>
+          <w:tcPr>
+            <w:tcW w:type="auto" w:w="4535"/>
+          </w:tcPr>
+          <w:p>
+            <w:pPr>
+              <w:jc w:val="left"/>
+            </w:pPr>
+            <w:r>
+              <w:rPr>
+                <w:b/>
+              </w:rPr>
+              <w:t>release notes</w:t>
+            </w:r>
+          </w:p>
+        </w:tc>
+        <w:tc>
+          <w:tcPr>
+            <w:tcW w:type="auto" w:w="4535"/>
+          </w:tcPr>
+          <w:p>
+            <w:pPr>
+              <w:jc w:val="left"/>
+            </w:pPr>
+            <w:r>
+              <w:t xml:space="preserve">een overzicht van de wijzigingen in een </w:t>
+            </w:r>
+            <w:r>
+              <w:rPr>
+                <w:b/>
+              </w:rPr>
+              <w:t>release</w:t>
+            </w:r>
+          </w:p>
+        </w:tc>
+      </w:tr>
+      <w:tr>
+        <w:tc>
+          <w:tcPr>
+            <w:tcW w:type="auto" w:w="4535"/>
+          </w:tcPr>
+          <w:p>
+            <w:pPr>
+              <w:jc w:val="left"/>
+            </w:pPr>
+            <w:r>
+              <w:rPr>
+                <w:b/>
+              </w:rPr>
+              <w:t>release</w:t>
+            </w:r>
+          </w:p>
+        </w:tc>
+        <w:tc>
+          <w:tcPr>
+            <w:tcW w:type="auto" w:w="4535"/>
+          </w:tcPr>
+          <w:p>
+            <w:pPr>
+              <w:jc w:val="left"/>
+            </w:pPr>
+            <w:r>
+              <w:t xml:space="preserve">een voor gebruik vrijgegeven versie van de </w:t>
+            </w:r>
+            <w:r>
+              <w:rPr>
+                <w:b/>
+              </w:rPr>
+              <w:t>software</w:t>
+            </w:r>
+          </w:p>
+        </w:tc>
+      </w:tr>
+      <w:tr>
+        <w:tc>
+          <w:tcPr>
+            <w:tcW w:type="auto" w:w="4535"/>
+          </w:tcPr>
+          <w:p>
+            <w:pPr>
+              <w:jc w:val="left"/>
+            </w:pPr>
+            <w:r>
+              <w:rPr>
+                <w:b/>
+              </w:rPr>
+              <w:t>SAD</w:t>
+            </w:r>
+          </w:p>
+        </w:tc>
+        <w:tc>
+          <w:tcPr>
+            <w:tcW w:type="auto" w:w="4535"/>
+          </w:tcPr>
+          <w:p>
+            <w:pPr>
+              <w:jc w:val="left"/>
+            </w:pPr>
+            <w:r>
+              <w:t>Een software-architectuurdocument beschrijft de technische werking van een product op hoofdlijnen, in termen van softwarecomponenten, hun functies en hun onderlinge interacties en samenhang voor specifieke use cases</w:t>
+            </w:r>
+          </w:p>
+        </w:tc>
+      </w:tr>
+      <w:tr>
+        <w:tc>
+          <w:tcPr>
+            <w:tcW w:type="auto" w:w="4535"/>
+          </w:tcPr>
+          <w:p>
+            <w:pPr>
+              <w:jc w:val="left"/>
+            </w:pPr>
+            <w:r>
+              <w:rPr>
+                <w:b/>
+              </w:rPr>
+              <w:t>Scrum</w:t>
+            </w:r>
+          </w:p>
+        </w:tc>
+        <w:tc>
+          <w:tcPr>
+            <w:tcW w:type="auto" w:w="4535"/>
+          </w:tcPr>
+          <w:p>
+            <w:pPr>
+              <w:jc w:val="left"/>
+            </w:pPr>
+            <w:r>
+              <w:t>Scrum is een lichtgewicht raamwerk dat mensen, teams en organisaties helpt om waarde te creёren door middel van adaptieve oplossingen voor complexe problemen [Scrumgids]</w:t>
+            </w:r>
+          </w:p>
+        </w:tc>
+      </w:tr>
+      <w:tr>
+        <w:tc>
+          <w:tcPr>
+            <w:tcW w:type="auto" w:w="4535"/>
+          </w:tcPr>
+          <w:p>
+            <w:pPr>
+              <w:jc w:val="left"/>
+            </w:pPr>
+            <w:r>
+              <w:rPr>
+                <w:b/>
+              </w:rPr>
+              <w:t>Scrummaster</w:t>
+            </w:r>
+          </w:p>
+        </w:tc>
+        <w:tc>
+          <w:tcPr>
+            <w:tcW w:type="auto" w:w="4535"/>
+          </w:tcPr>
+          <w:p>
+            <w:pPr>
+              <w:jc w:val="left"/>
+            </w:pPr>
+            <w:r>
+              <w:t xml:space="preserve">De Scrummaster is verantwoordelijk voor het opzetten van </w:t>
+            </w:r>
+            <w:r>
+              <w:rPr>
+                <w:b/>
+              </w:rPr>
+              <w:t>Scrum</w:t>
+            </w:r>
+            <w:r>
+              <w:t>, zoals staat beschreven in de Scrumgids [Scrumgids]</w:t>
+            </w:r>
+          </w:p>
+        </w:tc>
+      </w:tr>
+      <w:tr>
+        <w:tc>
+          <w:tcPr>
+            <w:tcW w:type="auto" w:w="4535"/>
+          </w:tcPr>
+          <w:p>
+            <w:pPr>
+              <w:jc w:val="left"/>
+            </w:pPr>
+            <w:r>
+              <w:rPr>
+                <w:b/>
+              </w:rPr>
+              <w:t>Scrumteam</w:t>
+            </w:r>
+          </w:p>
+        </w:tc>
+        <w:tc>
+          <w:tcPr>
+            <w:tcW w:type="auto" w:w="4535"/>
+          </w:tcPr>
+          <w:p>
+            <w:pPr>
+              <w:jc w:val="left"/>
+            </w:pPr>
+            <w:r>
+              <w:t xml:space="preserve">Een Scrumteam bestaat uit één </w:t>
+            </w:r>
+            <w:r>
+              <w:rPr>
+                <w:b/>
+              </w:rPr>
+              <w:t>Scrummaster</w:t>
+            </w:r>
+            <w:r>
+              <w:t xml:space="preserve">, één </w:t>
+            </w:r>
+            <w:r>
+              <w:rPr>
+                <w:b/>
+              </w:rPr>
+              <w:t>product owner</w:t>
+            </w:r>
+            <w:r>
+              <w:t xml:space="preserve"> en </w:t>
+            </w:r>
+            <w:r>
+              <w:rPr>
+                <w:b/>
+              </w:rPr>
+              <w:t>ontwikkelaars</w:t>
+            </w:r>
+            <w:r>
+              <w:t xml:space="preserve"> (</w:t>
+            </w:r>
+            <w:r>
+              <w:rPr>
+                <w:i/>
+              </w:rPr>
+              <w:t>developers</w:t>
+            </w:r>
+            <w:r>
+              <w:t xml:space="preserve"> in de Scrumgids) [Scrumgids]</w:t>
+            </w:r>
+          </w:p>
+        </w:tc>
+      </w:tr>
+      <w:tr>
+        <w:tc>
+          <w:tcPr>
+            <w:tcW w:type="auto" w:w="4535"/>
+          </w:tcPr>
+          <w:p>
+            <w:pPr>
+              <w:jc w:val="left"/>
+            </w:pPr>
+            <w:r>
+              <w:rPr>
+                <w:b/>
+              </w:rPr>
+              <w:t>softwarearchitectuur</w:t>
+            </w:r>
+          </w:p>
+        </w:tc>
+        <w:tc>
+          <w:tcPr>
+            <w:tcW w:type="auto" w:w="4535"/>
+          </w:tcPr>
+          <w:p>
+            <w:pPr>
+              <w:jc w:val="left"/>
+            </w:pPr>
+            <w:r>
               <w:t xml:space="preserve">een </w:t>
             </w:r>
             <w:r>
@@ -6043,7 +7502,7 @@
               <w:t>architectuur</w:t>
             </w:r>
             <w:r>
-              <w:t xml:space="preserve"> die vooral de hardwareonderdelen en -relaties (housing, hardware, virtuals, standaard software en middleware) van een systeem beschrijft</w:t>
+              <w:t xml:space="preserve"> die vooral de softwareonderdelen en -relaties (processen, modules, interfaces, datamodel) van een systeem beschrijft</w:t>
             </w:r>
           </w:p>
         </w:tc>
@@ -6061,60 +7520,35 @@
               <w:rPr>
                 <w:b/>
               </w:rPr>
-              <w:t>IPO</w:t>
-            </w:r>
-          </w:p>
-        </w:tc>
-        <w:tc>
-          <w:tcPr>
-            <w:tcW w:type="auto" w:w="4535"/>
-          </w:tcPr>
-          <w:p>
-            <w:pPr>
-              <w:jc w:val="left"/>
-            </w:pPr>
-            <w:r>
-              <w:t>intern projectoverleg</w:t>
-            </w:r>
-          </w:p>
-        </w:tc>
-      </w:tr>
-      <w:tr>
-        <w:tc>
-          <w:tcPr>
-            <w:tcW w:type="auto" w:w="4535"/>
-          </w:tcPr>
-          <w:p>
-            <w:pPr>
-              <w:jc w:val="left"/>
-            </w:pPr>
+              <w:t>software delivery manager</w:t>
+            </w:r>
+          </w:p>
+        </w:tc>
+        <w:tc>
+          <w:tcPr>
+            <w:tcW w:type="auto" w:w="4535"/>
+          </w:tcPr>
+          <w:p>
+            <w:pPr>
+              <w:jc w:val="left"/>
+            </w:pPr>
+            <w:r>
+              <w:t xml:space="preserve">organiseert het ontwikkelen en opleveren van </w:t>
+            </w:r>
             <w:r>
               <w:rPr>
                 <w:b/>
               </w:rPr>
-              <w:t>ISD</w:t>
-            </w:r>
-          </w:p>
-        </w:tc>
-        <w:tc>
-          <w:tcPr>
-            <w:tcW w:type="auto" w:w="4535"/>
-          </w:tcPr>
-          <w:p>
-            <w:pPr>
-              <w:jc w:val="left"/>
-            </w:pPr>
-            <w:r>
-              <w:t xml:space="preserve">ICTU Software Diensten, afdeling van ICTU die </w:t>
+              <w:t>software</w:t>
+            </w:r>
+            <w:r>
+              <w:t xml:space="preserve"> conform de vastgestelde eisen en de Kwaliteitsaanpak en rapporteert aan de </w:t>
             </w:r>
             <w:r>
               <w:rPr>
                 <w:b/>
               </w:rPr>
-              <w:t>softwareontwikkelprojecten</w:t>
-            </w:r>
-            <w:r>
-              <w:t xml:space="preserve"> ondersteunt met ontwikkel- en testomgevingen, tools en diensten</w:t>
+              <w:t>projectleider</w:t>
             </w:r>
           </w:p>
         </w:tc>
@@ -6132,38 +7566,60 @@
               <w:rPr>
                 <w:b/>
               </w:rPr>
-              <w:t>ISE</w:t>
-            </w:r>
-          </w:p>
-        </w:tc>
-        <w:tc>
-          <w:tcPr>
-            <w:tcW w:type="auto" w:w="4535"/>
-          </w:tcPr>
-          <w:p>
-            <w:pPr>
-              <w:jc w:val="left"/>
-            </w:pPr>
-            <w:r>
-              <w:t xml:space="preserve">ICTU Software Expertise, afdeling van ICTU die </w:t>
-            </w:r>
+              <w:t>software</w:t>
+            </w:r>
+          </w:p>
+        </w:tc>
+        <w:tc>
+          <w:tcPr>
+            <w:tcW w:type="auto" w:w="4535"/>
+          </w:tcPr>
+          <w:p>
+            <w:pPr>
+              <w:jc w:val="left"/>
+            </w:pPr>
+            <w:r>
+              <w:t>software is de verzameling instructies die bepalen wat een computer uitvoert en is uiteindelijk wat de gebruiker ziet, ervaart en waarmee hij interacteert</w:t>
+            </w:r>
+          </w:p>
+        </w:tc>
+      </w:tr>
+      <w:tr>
+        <w:tc>
+          <w:tcPr>
+            <w:tcW w:type="auto" w:w="4535"/>
+          </w:tcPr>
+          <w:p>
+            <w:pPr>
+              <w:jc w:val="left"/>
+            </w:pPr>
             <w:r>
               <w:rPr>
                 <w:b/>
               </w:rPr>
-              <w:t>softwareontwikkelprojecten</w:t>
-            </w:r>
-            <w:r>
-              <w:t xml:space="preserve"> ondersteunt met expertise op het gebied van </w:t>
+              <w:t>softwareontwikkeling</w:t>
+            </w:r>
+          </w:p>
+        </w:tc>
+        <w:tc>
+          <w:tcPr>
+            <w:tcW w:type="auto" w:w="4535"/>
+          </w:tcPr>
+          <w:p>
+            <w:pPr>
+              <w:jc w:val="left"/>
+            </w:pPr>
+            <w:r>
+              <w:t xml:space="preserve">een activiteit die nieuwe </w:t>
             </w:r>
             <w:r>
               <w:rPr>
                 <w:b/>
               </w:rPr>
-              <w:t>softwareontwikkeling</w:t>
-            </w:r>
-            <w:r>
-              <w:t xml:space="preserve"> en die de ICTU Kwaliteitsaanpak Softwareontwikkeling onderhoudt</w:t>
+              <w:t>software</w:t>
+            </w:r>
+            <w:r>
+              <w:t xml:space="preserve"> maakt en/of bestaande software aanpast</w:t>
             </w:r>
           </w:p>
         </w:tc>
@@ -6181,60 +7637,38 @@
               <w:rPr>
                 <w:b/>
               </w:rPr>
-              <w:t>ISO</w:t>
-            </w:r>
-          </w:p>
-        </w:tc>
-        <w:tc>
-          <w:tcPr>
-            <w:tcW w:type="auto" w:w="4535"/>
-          </w:tcPr>
-          <w:p>
-            <w:pPr>
-              <w:jc w:val="left"/>
-            </w:pPr>
-            <w:r>
-              <w:t>International Organization for Standardization</w:t>
-            </w:r>
-          </w:p>
-        </w:tc>
-      </w:tr>
-      <w:tr>
-        <w:tc>
-          <w:tcPr>
-            <w:tcW w:type="auto" w:w="4535"/>
-          </w:tcPr>
-          <w:p>
-            <w:pPr>
-              <w:jc w:val="left"/>
-            </w:pPr>
+              <w:t>softwareontwikkelproject</w:t>
+            </w:r>
+          </w:p>
+        </w:tc>
+        <w:tc>
+          <w:tcPr>
+            <w:tcW w:type="auto" w:w="4535"/>
+          </w:tcPr>
+          <w:p>
+            <w:pPr>
+              <w:jc w:val="left"/>
+            </w:pPr>
+            <w:r>
+              <w:t xml:space="preserve">een </w:t>
+            </w:r>
             <w:r>
               <w:rPr>
                 <w:b/>
               </w:rPr>
-              <w:t>Jira</w:t>
-            </w:r>
-          </w:p>
-        </w:tc>
-        <w:tc>
-          <w:tcPr>
-            <w:tcW w:type="auto" w:w="4535"/>
-          </w:tcPr>
-          <w:p>
-            <w:pPr>
-              <w:jc w:val="left"/>
-            </w:pPr>
-            <w:r>
-              <w:t xml:space="preserve">tool om </w:t>
+              <w:t>project</w:t>
+            </w:r>
+            <w:r>
+              <w:t xml:space="preserve"> dat de oplevering van </w:t>
             </w:r>
             <w:r>
               <w:rPr>
                 <w:b/>
               </w:rPr>
-              <w:t>use cases</w:t>
-            </w:r>
-            <w:r>
-              <w:t>, user stories, logische testgevallen en issues vast te leggen</w:t>
+              <w:t>software</w:t>
+            </w:r>
+            <w:r>
+              <w:t xml:space="preserve"> als enige of voornaamste projectresultaat heeft</w:t>
             </w:r>
           </w:p>
         </w:tc>
@@ -6252,51 +7686,29 @@
               <w:rPr>
                 <w:b/>
               </w:rPr>
-              <w:t>klantreis</w:t>
-            </w:r>
-          </w:p>
-        </w:tc>
-        <w:tc>
-          <w:tcPr>
-            <w:tcW w:type="auto" w:w="4535"/>
-          </w:tcPr>
-          <w:p>
-            <w:pPr>
-              <w:jc w:val="left"/>
-            </w:pPr>
-            <w:r>
-              <w:t>alle directe en indirecte interactie van een klant of gebruiker met een product of dienst</w:t>
-            </w:r>
-          </w:p>
-        </w:tc>
-      </w:tr>
-      <w:tr>
-        <w:tc>
-          <w:tcPr>
-            <w:tcW w:type="auto" w:w="4535"/>
-          </w:tcPr>
-          <w:p>
-            <w:pPr>
-              <w:jc w:val="left"/>
-            </w:pPr>
+              <w:t>solution architectuur</w:t>
+            </w:r>
+          </w:p>
+        </w:tc>
+        <w:tc>
+          <w:tcPr>
+            <w:tcW w:type="auto" w:w="4535"/>
+          </w:tcPr>
+          <w:p>
+            <w:pPr>
+              <w:jc w:val="left"/>
+            </w:pPr>
+            <w:r>
+              <w:t xml:space="preserve">beschrijving van de gewenste oplossing van een specifiek probleem, of het eindresultaat van een </w:t>
+            </w:r>
             <w:r>
               <w:rPr>
                 <w:b/>
               </w:rPr>
-              <w:t>KPI</w:t>
-            </w:r>
-          </w:p>
-        </w:tc>
-        <w:tc>
-          <w:tcPr>
-            <w:tcW w:type="auto" w:w="4535"/>
-          </w:tcPr>
-          <w:p>
-            <w:pPr>
-              <w:jc w:val="left"/>
-            </w:pPr>
-            <w:r>
-              <w:t>key performance indicator</w:t>
+              <w:t>project</w:t>
+            </w:r>
+            <w:r>
+              <w:t xml:space="preserve"> [NORA]</w:t>
             </w:r>
           </w:p>
         </w:tc>
@@ -6314,20 +7726,20 @@
               <w:rPr>
                 <w:b/>
               </w:rPr>
-              <w:t>kwaliteitsmanager</w:t>
-            </w:r>
-          </w:p>
-        </w:tc>
-        <w:tc>
-          <w:tcPr>
-            <w:tcW w:type="auto" w:w="4535"/>
-          </w:tcPr>
-          <w:p>
-            <w:pPr>
-              <w:jc w:val="left"/>
-            </w:pPr>
-            <w:r>
-              <w:t xml:space="preserve">controleert en borgt de kwaliteit van </w:t>
+              <w:t>technische schuld</w:t>
+            </w:r>
+          </w:p>
+        </w:tc>
+        <w:tc>
+          <w:tcPr>
+            <w:tcW w:type="auto" w:w="4535"/>
+          </w:tcPr>
+          <w:p>
+            <w:pPr>
+              <w:jc w:val="left"/>
+            </w:pPr>
+            <w:r>
+              <w:t xml:space="preserve">eigenschappen van de </w:t>
             </w:r>
             <w:r>
               <w:rPr>
@@ -6336,1414 +7748,24 @@
               <w:t>software</w:t>
             </w:r>
             <w:r>
-              <w:t xml:space="preserve"> conform de vastgestelde eisen en de Kwaliteitsaanpak en rapporteert aan de </w:t>
-            </w:r>
+              <w:t xml:space="preserve"> die de lange-termijninzetbaarheid en onderhoudbaarheid bedreigen</w:t>
+            </w:r>
+          </w:p>
+        </w:tc>
+      </w:tr>
+      <w:tr>
+        <w:tc>
+          <w:tcPr>
+            <w:tcW w:type="auto" w:w="4535"/>
+          </w:tcPr>
+          <w:p>
+            <w:pPr>
+              <w:jc w:val="left"/>
+            </w:pPr>
             <w:r>
               <w:rPr>
                 <w:b/>
               </w:rPr>
-              <w:t>projectleider</w:t>
-            </w:r>
-          </w:p>
-        </w:tc>
-      </w:tr>
-      <w:tr>
-        <w:tc>
-          <w:tcPr>
-            <w:tcW w:type="auto" w:w="4535"/>
-          </w:tcPr>
-          <w:p>
-            <w:pPr>
-              <w:jc w:val="left"/>
-            </w:pPr>
-            <w:r>
-              <w:rPr>
-                <w:b/>
-              </w:rPr>
-              <w:t>minimum viable product</w:t>
-            </w:r>
-          </w:p>
-        </w:tc>
-        <w:tc>
-          <w:tcPr>
-            <w:tcW w:type="auto" w:w="4535"/>
-          </w:tcPr>
-          <w:p>
-            <w:pPr>
-              <w:jc w:val="left"/>
-            </w:pPr>
-            <w:r>
-              <w:t>de eerste versie van een product of dienst, die zo vroeg mogelijk wordt uitgerold naar de gebruikers; het bevat net voldoende functionaliteit om het gestelde doel te behalen, en niet meer dan dat</w:t>
-            </w:r>
-          </w:p>
-        </w:tc>
-      </w:tr>
-      <w:tr>
-        <w:tc>
-          <w:tcPr>
-            <w:tcW w:type="auto" w:w="4535"/>
-          </w:tcPr>
-          <w:p>
-            <w:pPr>
-              <w:jc w:val="left"/>
-            </w:pPr>
-            <w:r>
-              <w:rPr>
-                <w:b/>
-              </w:rPr>
-              <w:t>MTP</w:t>
-            </w:r>
-          </w:p>
-        </w:tc>
-        <w:tc>
-          <w:tcPr>
-            <w:tcW w:type="auto" w:w="4535"/>
-          </w:tcPr>
-          <w:p>
-            <w:pPr>
-              <w:jc w:val="left"/>
-            </w:pPr>
-            <w:r>
-              <w:t>master testplan</w:t>
-            </w:r>
-          </w:p>
-        </w:tc>
-      </w:tr>
-      <w:tr>
-        <w:tc>
-          <w:tcPr>
-            <w:tcW w:type="auto" w:w="4535"/>
-          </w:tcPr>
-          <w:p>
-            <w:pPr>
-              <w:jc w:val="left"/>
-            </w:pPr>
-            <w:r>
-              <w:rPr>
-                <w:b/>
-              </w:rPr>
-              <w:t>MVP</w:t>
-            </w:r>
-          </w:p>
-        </w:tc>
-        <w:tc>
-          <w:tcPr>
-            <w:tcW w:type="auto" w:w="4535"/>
-          </w:tcPr>
-          <w:p>
-            <w:pPr>
-              <w:jc w:val="left"/>
-            </w:pPr>
-            <w:r>
-              <w:rPr>
-                <w:b/>
-              </w:rPr>
-              <w:t>minimum viable product</w:t>
-            </w:r>
-          </w:p>
-        </w:tc>
-      </w:tr>
-      <w:tr>
-        <w:tc>
-          <w:tcPr>
-            <w:tcW w:type="auto" w:w="4535"/>
-          </w:tcPr>
-          <w:p>
-            <w:pPr>
-              <w:jc w:val="left"/>
-            </w:pPr>
-            <w:r>
-              <w:rPr>
-                <w:b/>
-              </w:rPr>
-              <w:t>NFE</w:t>
-            </w:r>
-          </w:p>
-        </w:tc>
-        <w:tc>
-          <w:tcPr>
-            <w:tcW w:type="auto" w:w="4535"/>
-          </w:tcPr>
-          <w:p>
-            <w:pPr>
-              <w:jc w:val="left"/>
-            </w:pPr>
-            <w:r>
-              <w:t>niet-functionele eis(en)</w:t>
-            </w:r>
-          </w:p>
-        </w:tc>
-      </w:tr>
-      <w:tr>
-        <w:tc>
-          <w:tcPr>
-            <w:tcW w:type="auto" w:w="4535"/>
-          </w:tcPr>
-          <w:p>
-            <w:pPr>
-              <w:jc w:val="left"/>
-            </w:pPr>
-            <w:r>
-              <w:rPr>
-                <w:b/>
-              </w:rPr>
-              <w:t>NORA</w:t>
-            </w:r>
-          </w:p>
-        </w:tc>
-        <w:tc>
-          <w:tcPr>
-            <w:tcW w:type="auto" w:w="4535"/>
-          </w:tcPr>
-          <w:p>
-            <w:pPr>
-              <w:jc w:val="left"/>
-            </w:pPr>
-            <w:r>
-              <w:t>Nederlandse Overheidsreferentie-architectuur</w:t>
-            </w:r>
-          </w:p>
-        </w:tc>
-      </w:tr>
-      <w:tr>
-        <w:tc>
-          <w:tcPr>
-            <w:tcW w:type="auto" w:w="4535"/>
-          </w:tcPr>
-          <w:p>
-            <w:pPr>
-              <w:jc w:val="left"/>
-            </w:pPr>
-            <w:r>
-              <w:rPr>
-                <w:b/>
-              </w:rPr>
-              <w:t>NPR</w:t>
-            </w:r>
-          </w:p>
-        </w:tc>
-        <w:tc>
-          <w:tcPr>
-            <w:tcW w:type="auto" w:w="4535"/>
-          </w:tcPr>
-          <w:p>
-            <w:pPr>
-              <w:jc w:val="left"/>
-            </w:pPr>
-            <w:r>
-              <w:t>Nederlandse Praktijkrichtlijn</w:t>
-            </w:r>
-          </w:p>
-        </w:tc>
-      </w:tr>
-      <w:tr>
-        <w:tc>
-          <w:tcPr>
-            <w:tcW w:type="auto" w:w="4535"/>
-          </w:tcPr>
-          <w:p>
-            <w:pPr>
-              <w:jc w:val="left"/>
-            </w:pPr>
-            <w:r>
-              <w:rPr>
-                <w:b/>
-              </w:rPr>
-              <w:t>ontwikkelaars</w:t>
-            </w:r>
-          </w:p>
-        </w:tc>
-        <w:tc>
-          <w:tcPr>
-            <w:tcW w:type="auto" w:w="4535"/>
-          </w:tcPr>
-          <w:p>
-            <w:pPr>
-              <w:jc w:val="left"/>
-            </w:pPr>
-            <w:r>
-              <w:t>Ontwikkelaars (</w:t>
-            </w:r>
-            <w:r>
-              <w:rPr>
-                <w:i/>
-              </w:rPr>
-              <w:t>developers</w:t>
-            </w:r>
-            <w:r>
-              <w:t xml:space="preserve"> in de Scrumgids) zijn de mensen in het </w:t>
-            </w:r>
-            <w:r>
-              <w:rPr>
-                <w:b/>
-              </w:rPr>
-              <w:t>Scrumteam</w:t>
-            </w:r>
-            <w:r>
-              <w:t xml:space="preserve"> die iedere sprint gecommitteerd zijn aan het maken van elk aspect van een bruikbaar increment [Scrumgids]</w:t>
-            </w:r>
-          </w:p>
-        </w:tc>
-      </w:tr>
-      <w:tr>
-        <w:tc>
-          <w:tcPr>
-            <w:tcW w:type="auto" w:w="4535"/>
-          </w:tcPr>
-          <w:p>
-            <w:pPr>
-              <w:jc w:val="left"/>
-            </w:pPr>
-            <w:r>
-              <w:rPr>
-                <w:b/>
-              </w:rPr>
-              <w:t>opdrachtgevende organisatie</w:t>
-            </w:r>
-          </w:p>
-        </w:tc>
-        <w:tc>
-          <w:tcPr>
-            <w:tcW w:type="auto" w:w="4535"/>
-          </w:tcPr>
-          <w:p>
-            <w:pPr>
-              <w:jc w:val="left"/>
-            </w:pPr>
-            <w:r>
-              <w:t xml:space="preserve">overheidsorganisatie die opdracht geeft aan ICTU tot ontwikkeling en/of onderhoud  van </w:t>
-            </w:r>
-            <w:r>
-              <w:rPr>
-                <w:b/>
-              </w:rPr>
-              <w:t>software</w:t>
-            </w:r>
-          </w:p>
-        </w:tc>
-      </w:tr>
-      <w:tr>
-        <w:tc>
-          <w:tcPr>
-            <w:tcW w:type="auto" w:w="4535"/>
-          </w:tcPr>
-          <w:p>
-            <w:pPr>
-              <w:jc w:val="left"/>
-            </w:pPr>
-            <w:r>
-              <w:rPr>
-                <w:b/>
-              </w:rPr>
-              <w:t>opdrachtgever</w:t>
-            </w:r>
-          </w:p>
-        </w:tc>
-        <w:tc>
-          <w:tcPr>
-            <w:tcW w:type="auto" w:w="4535"/>
-          </w:tcPr>
-          <w:p>
-            <w:pPr>
-              <w:jc w:val="left"/>
-            </w:pPr>
-            <w:r>
-              <w:t xml:space="preserve">medewerker van de </w:t>
-            </w:r>
-            <w:r>
-              <w:rPr>
-                <w:b/>
-              </w:rPr>
-              <w:t>opdrachtgevende organisatie</w:t>
-            </w:r>
-            <w:r>
-              <w:t xml:space="preserve"> die eindverantwoordelijk is voor de opdracht aan ICTU</w:t>
-            </w:r>
-          </w:p>
-        </w:tc>
-      </w:tr>
-      <w:tr>
-        <w:tc>
-          <w:tcPr>
-            <w:tcW w:type="auto" w:w="4535"/>
-          </w:tcPr>
-          <w:p>
-            <w:pPr>
-              <w:jc w:val="left"/>
-            </w:pPr>
-            <w:r>
-              <w:rPr>
-                <w:b/>
-              </w:rPr>
-              <w:t>operationeel beheer</w:t>
-            </w:r>
-          </w:p>
-        </w:tc>
-        <w:tc>
-          <w:tcPr>
-            <w:tcW w:type="auto" w:w="4535"/>
-          </w:tcPr>
-          <w:p>
-            <w:pPr>
-              <w:jc w:val="left"/>
-            </w:pPr>
-            <w:r>
-              <w:t>activiteiten die zorgen dat software operationeel is en blijft, zoals het oplossen van incidenten, het uitvoeren van onderhoud, het implementeren van upgrades en patches, het beheren van configuraties, en het monitoren van prestaties en beschikbaarheid</w:t>
-            </w:r>
-          </w:p>
-        </w:tc>
-      </w:tr>
-      <w:tr>
-        <w:tc>
-          <w:tcPr>
-            <w:tcW w:type="auto" w:w="4535"/>
-          </w:tcPr>
-          <w:p>
-            <w:pPr>
-              <w:jc w:val="left"/>
-            </w:pPr>
-            <w:r>
-              <w:rPr>
-                <w:b/>
-              </w:rPr>
-              <w:t>OTAP</w:t>
-            </w:r>
-          </w:p>
-        </w:tc>
-        <w:tc>
-          <w:tcPr>
-            <w:tcW w:type="auto" w:w="4535"/>
-          </w:tcPr>
-          <w:p>
-            <w:pPr>
-              <w:jc w:val="left"/>
-            </w:pPr>
-            <w:r>
-              <w:t>ontwikkel, test, acceptatie, productie; gebruikt om verschillende soorten omgevingen aan te duiden</w:t>
-            </w:r>
-          </w:p>
-        </w:tc>
-      </w:tr>
-      <w:tr>
-        <w:tc>
-          <w:tcPr>
-            <w:tcW w:type="auto" w:w="4535"/>
-          </w:tcPr>
-          <w:p>
-            <w:pPr>
-              <w:jc w:val="left"/>
-            </w:pPr>
-            <w:r>
-              <w:rPr>
-                <w:b/>
-              </w:rPr>
-              <w:t>persona</w:t>
-            </w:r>
-          </w:p>
-        </w:tc>
-        <w:tc>
-          <w:tcPr>
-            <w:tcW w:type="auto" w:w="4535"/>
-          </w:tcPr>
-          <w:p>
-            <w:pPr>
-              <w:jc w:val="left"/>
-            </w:pPr>
-            <w:r>
-              <w:t xml:space="preserve">een min of meer realistische beschrijving van een fictief persoon, veelal met naam, persoonskenmerken, drijfveren en behoeften, die een groep gebruikers representeert en gebruikt wordt om te redeneren over de gewenste functionele en niet-functionele eigenschappen van de </w:t>
-            </w:r>
-            <w:r>
-              <w:rPr>
-                <w:b/>
-              </w:rPr>
-              <w:t>software</w:t>
-            </w:r>
-          </w:p>
-        </w:tc>
-      </w:tr>
-      <w:tr>
-        <w:tc>
-          <w:tcPr>
-            <w:tcW w:type="auto" w:w="4535"/>
-          </w:tcPr>
-          <w:p>
-            <w:pPr>
-              <w:jc w:val="left"/>
-            </w:pPr>
-            <w:r>
-              <w:rPr>
-                <w:b/>
-              </w:rPr>
-              <w:t>PIA</w:t>
-            </w:r>
-          </w:p>
-        </w:tc>
-        <w:tc>
-          <w:tcPr>
-            <w:tcW w:type="auto" w:w="4535"/>
-          </w:tcPr>
-          <w:p>
-            <w:pPr>
-              <w:jc w:val="left"/>
-            </w:pPr>
-            <w:r>
-              <w:t>privacy impact assessment</w:t>
-            </w:r>
-          </w:p>
-        </w:tc>
-      </w:tr>
-      <w:tr>
-        <w:tc>
-          <w:tcPr>
-            <w:tcW w:type="auto" w:w="4535"/>
-          </w:tcPr>
-          <w:p>
-            <w:pPr>
-              <w:jc w:val="left"/>
-            </w:pPr>
-            <w:r>
-              <w:rPr>
-                <w:b/>
-              </w:rPr>
-              <w:t>PKI</w:t>
-            </w:r>
-          </w:p>
-        </w:tc>
-        <w:tc>
-          <w:tcPr>
-            <w:tcW w:type="auto" w:w="4535"/>
-          </w:tcPr>
-          <w:p>
-            <w:pPr>
-              <w:jc w:val="left"/>
-            </w:pPr>
-            <w:r>
-              <w:t>public key infrastructure</w:t>
-            </w:r>
-          </w:p>
-        </w:tc>
-      </w:tr>
-      <w:tr>
-        <w:tc>
-          <w:tcPr>
-            <w:tcW w:type="auto" w:w="4535"/>
-          </w:tcPr>
-          <w:p>
-            <w:pPr>
-              <w:jc w:val="left"/>
-            </w:pPr>
-            <w:r>
-              <w:rPr>
-                <w:b/>
-              </w:rPr>
-              <w:t>PRA</w:t>
-            </w:r>
-          </w:p>
-        </w:tc>
-        <w:tc>
-          <w:tcPr>
-            <w:tcW w:type="auto" w:w="4535"/>
-          </w:tcPr>
-          <w:p>
-            <w:pPr>
-              <w:jc w:val="left"/>
-            </w:pPr>
-            <w:r>
-              <w:t>productrisicoanalyse</w:t>
-            </w:r>
-          </w:p>
-        </w:tc>
-      </w:tr>
-      <w:tr>
-        <w:tc>
-          <w:tcPr>
-            <w:tcW w:type="auto" w:w="4535"/>
-          </w:tcPr>
-          <w:p>
-            <w:pPr>
-              <w:jc w:val="left"/>
-            </w:pPr>
-            <w:r>
-              <w:rPr>
-                <w:b/>
-              </w:rPr>
-              <w:t>Product owner</w:t>
-            </w:r>
-          </w:p>
-        </w:tc>
-        <w:tc>
-          <w:tcPr>
-            <w:tcW w:type="auto" w:w="4535"/>
-          </w:tcPr>
-          <w:p>
-            <w:pPr>
-              <w:jc w:val="left"/>
-            </w:pPr>
-            <w:r>
-              <w:t xml:space="preserve">De product owner is verantwoordelijk voor het maximaliseren van de waarde van het product, dat het resultaat is van het werk van het </w:t>
-            </w:r>
-            <w:r>
-              <w:rPr>
-                <w:b/>
-              </w:rPr>
-              <w:t>Scrumteam</w:t>
-            </w:r>
-            <w:r>
-              <w:t xml:space="preserve"> [Scrumgids]</w:t>
-            </w:r>
-          </w:p>
-        </w:tc>
-      </w:tr>
-      <w:tr>
-        <w:tc>
-          <w:tcPr>
-            <w:tcW w:type="auto" w:w="4535"/>
-          </w:tcPr>
-          <w:p>
-            <w:pPr>
-              <w:jc w:val="left"/>
-            </w:pPr>
-            <w:r>
-              <w:rPr>
-                <w:b/>
-              </w:rPr>
-              <w:t>programmatuur</w:t>
-            </w:r>
-          </w:p>
-        </w:tc>
-        <w:tc>
-          <w:tcPr>
-            <w:tcW w:type="auto" w:w="4535"/>
-          </w:tcPr>
-          <w:p>
-            <w:pPr>
-              <w:jc w:val="left"/>
-            </w:pPr>
-            <w:r>
-              <w:t xml:space="preserve">zie </w:t>
-            </w:r>
-            <w:r>
-              <w:rPr>
-                <w:b/>
-              </w:rPr>
-              <w:t>software</w:t>
-            </w:r>
-          </w:p>
-        </w:tc>
-      </w:tr>
-      <w:tr>
-        <w:tc>
-          <w:tcPr>
-            <w:tcW w:type="auto" w:w="4535"/>
-          </w:tcPr>
-          <w:p>
-            <w:pPr>
-              <w:jc w:val="left"/>
-            </w:pPr>
-            <w:r>
-              <w:rPr>
-                <w:b/>
-              </w:rPr>
-              <w:t>project</w:t>
-            </w:r>
-          </w:p>
-        </w:tc>
-        <w:tc>
-          <w:tcPr>
-            <w:tcW w:type="auto" w:w="4535"/>
-          </w:tcPr>
-          <w:p>
-            <w:pPr>
-              <w:jc w:val="left"/>
-            </w:pPr>
-            <w:r>
-              <w:t xml:space="preserve">een tijdelijke organisatie voor het realiseren van een resultaat - bij ICTU bestaat een </w:t>
-            </w:r>
-            <w:r>
-              <w:rPr>
-                <w:b/>
-              </w:rPr>
-              <w:t>softwareontwikkelproject</w:t>
-            </w:r>
-            <w:r>
-              <w:t xml:space="preserve"> uit medewerkers van ICTU, de </w:t>
-            </w:r>
-            <w:r>
-              <w:rPr>
-                <w:b/>
-              </w:rPr>
-              <w:t>opdrachtgevende organisatie</w:t>
-            </w:r>
-            <w:r>
-              <w:t>, beheerorganisatie en eventueel andere partijen</w:t>
-            </w:r>
-          </w:p>
-        </w:tc>
-      </w:tr>
-      <w:tr>
-        <w:tc>
-          <w:tcPr>
-            <w:tcW w:type="auto" w:w="4535"/>
-          </w:tcPr>
-          <w:p>
-            <w:pPr>
-              <w:jc w:val="left"/>
-            </w:pPr>
-            <w:r>
-              <w:rPr>
-                <w:b/>
-              </w:rPr>
-              <w:t>projectleider</w:t>
-            </w:r>
-          </w:p>
-        </w:tc>
-        <w:tc>
-          <w:tcPr>
-            <w:tcW w:type="auto" w:w="4535"/>
-          </w:tcPr>
-          <w:p>
-            <w:pPr>
-              <w:jc w:val="left"/>
-            </w:pPr>
-            <w:r>
-              <w:t>medewerker eindverantwoordelijk voor het projectresultaat - bij ICTU-softwareontwikkelprojecten is de projectleider een medewerker van ICTU</w:t>
-            </w:r>
-          </w:p>
-        </w:tc>
-      </w:tr>
-      <w:tr>
-        <w:tc>
-          <w:tcPr>
-            <w:tcW w:type="auto" w:w="4535"/>
-          </w:tcPr>
-          <w:p>
-            <w:pPr>
-              <w:jc w:val="left"/>
-            </w:pPr>
-            <w:r>
-              <w:rPr>
-                <w:b/>
-              </w:rPr>
-              <w:t>PSA</w:t>
-            </w:r>
-          </w:p>
-        </w:tc>
-        <w:tc>
-          <w:tcPr>
-            <w:tcW w:type="auto" w:w="4535"/>
-          </w:tcPr>
-          <w:p>
-            <w:pPr>
-              <w:jc w:val="left"/>
-            </w:pPr>
-            <w:r>
-              <w:t xml:space="preserve">De projectstartarchitectuur is een concreet en doelgericht ICT-architectuurkader waarbinnen het </w:t>
-            </w:r>
-            <w:r>
-              <w:rPr>
-                <w:b/>
-              </w:rPr>
-              <w:t>project</w:t>
-            </w:r>
-            <w:r>
-              <w:t xml:space="preserve"> moet worden uitgevoerd</w:t>
-            </w:r>
-          </w:p>
-        </w:tc>
-      </w:tr>
-      <w:tr>
-        <w:tc>
-          <w:tcPr>
-            <w:tcW w:type="auto" w:w="4535"/>
-          </w:tcPr>
-          <w:p>
-            <w:pPr>
-              <w:jc w:val="left"/>
-            </w:pPr>
-            <w:r>
-              <w:rPr>
-                <w:b/>
-              </w:rPr>
-              <w:t>PvE</w:t>
-            </w:r>
-          </w:p>
-        </w:tc>
-        <w:tc>
-          <w:tcPr>
-            <w:tcW w:type="auto" w:w="4535"/>
-          </w:tcPr>
-          <w:p>
-            <w:pPr>
-              <w:jc w:val="left"/>
-            </w:pPr>
-            <w:r>
-              <w:t>programma van eisen</w:t>
-            </w:r>
-          </w:p>
-        </w:tc>
-      </w:tr>
-      <w:tr>
-        <w:tc>
-          <w:tcPr>
-            <w:tcW w:type="auto" w:w="4535"/>
-          </w:tcPr>
-          <w:p>
-            <w:pPr>
-              <w:jc w:val="left"/>
-            </w:pPr>
-            <w:r>
-              <w:rPr>
-                <w:b/>
-              </w:rPr>
-              <w:t>Quality-time</w:t>
-            </w:r>
-          </w:p>
-        </w:tc>
-        <w:tc>
-          <w:tcPr>
-            <w:tcW w:type="auto" w:w="4535"/>
-          </w:tcPr>
-          <w:p>
-            <w:pPr>
-              <w:jc w:val="left"/>
-            </w:pPr>
-            <w:r>
-              <w:t>een door ICTU ontwikkeld, open source, geautomatiseerd kwaliteitssysteem</w:t>
-            </w:r>
-          </w:p>
-        </w:tc>
-      </w:tr>
-      <w:tr>
-        <w:tc>
-          <w:tcPr>
-            <w:tcW w:type="auto" w:w="4535"/>
-          </w:tcPr>
-          <w:p>
-            <w:pPr>
-              <w:jc w:val="left"/>
-            </w:pPr>
-            <w:r>
-              <w:rPr>
-                <w:b/>
-              </w:rPr>
-              <w:t>realisatiefase</w:t>
-            </w:r>
-          </w:p>
-        </w:tc>
-        <w:tc>
-          <w:tcPr>
-            <w:tcW w:type="auto" w:w="4535"/>
-          </w:tcPr>
-          <w:p>
-            <w:pPr>
-              <w:jc w:val="left"/>
-            </w:pPr>
-            <w:r>
-              <w:t xml:space="preserve">fase van een </w:t>
-            </w:r>
-            <w:r>
-              <w:rPr>
-                <w:b/>
-              </w:rPr>
-              <w:t>softwareontwikkelproject</w:t>
-            </w:r>
-            <w:r>
-              <w:t xml:space="preserve"> waarin de </w:t>
-            </w:r>
-            <w:r>
-              <w:rPr>
-                <w:b/>
-              </w:rPr>
-              <w:t>software</w:t>
-            </w:r>
-            <w:r>
-              <w:t xml:space="preserve"> daadwerkelijk wordt gebouwd en onderhouden, en bij een </w:t>
-            </w:r>
-            <w:r>
-              <w:rPr>
-                <w:b/>
-              </w:rPr>
-              <w:t>DevOps</w:t>
-            </w:r>
-            <w:r>
-              <w:t xml:space="preserve"> werkwijze ook operationeel wordt beheerd</w:t>
-            </w:r>
-          </w:p>
-        </w:tc>
-      </w:tr>
-      <w:tr>
-        <w:tc>
-          <w:tcPr>
-            <w:tcW w:type="auto" w:w="4535"/>
-          </w:tcPr>
-          <w:p>
-            <w:pPr>
-              <w:jc w:val="left"/>
-            </w:pPr>
-            <w:r>
-              <w:rPr>
-                <w:b/>
-              </w:rPr>
-              <w:t>regressietest</w:t>
-            </w:r>
-          </w:p>
-        </w:tc>
-        <w:tc>
-          <w:tcPr>
-            <w:tcW w:type="auto" w:w="4535"/>
-          </w:tcPr>
-          <w:p>
-            <w:pPr>
-              <w:jc w:val="left"/>
-            </w:pPr>
-            <w:r>
-              <w:t>test die na een wijziging controleert of niet-gewijzigde delen van een systeem nog steeds correct functioneren</w:t>
-            </w:r>
-          </w:p>
-        </w:tc>
-      </w:tr>
-      <w:tr>
-        <w:tc>
-          <w:tcPr>
-            <w:tcW w:type="auto" w:w="4535"/>
-          </w:tcPr>
-          <w:p>
-            <w:pPr>
-              <w:jc w:val="left"/>
-            </w:pPr>
-            <w:r>
-              <w:rPr>
-                <w:b/>
-              </w:rPr>
-              <w:t>release notes</w:t>
-            </w:r>
-          </w:p>
-        </w:tc>
-        <w:tc>
-          <w:tcPr>
-            <w:tcW w:type="auto" w:w="4535"/>
-          </w:tcPr>
-          <w:p>
-            <w:pPr>
-              <w:jc w:val="left"/>
-            </w:pPr>
-            <w:r>
-              <w:t xml:space="preserve">een overzicht van de wijzigingen in een </w:t>
-            </w:r>
-            <w:r>
-              <w:rPr>
-                <w:b/>
-              </w:rPr>
-              <w:t>release</w:t>
-            </w:r>
-          </w:p>
-        </w:tc>
-      </w:tr>
-      <w:tr>
-        <w:tc>
-          <w:tcPr>
-            <w:tcW w:type="auto" w:w="4535"/>
-          </w:tcPr>
-          <w:p>
-            <w:pPr>
-              <w:jc w:val="left"/>
-            </w:pPr>
-            <w:r>
-              <w:rPr>
-                <w:b/>
-              </w:rPr>
-              <w:t>release</w:t>
-            </w:r>
-          </w:p>
-        </w:tc>
-        <w:tc>
-          <w:tcPr>
-            <w:tcW w:type="auto" w:w="4535"/>
-          </w:tcPr>
-          <w:p>
-            <w:pPr>
-              <w:jc w:val="left"/>
-            </w:pPr>
-            <w:r>
-              <w:t xml:space="preserve">een voor gebruik vrijgegeven versie van de </w:t>
-            </w:r>
-            <w:r>
-              <w:rPr>
-                <w:b/>
-              </w:rPr>
-              <w:t>software</w:t>
-            </w:r>
-          </w:p>
-        </w:tc>
-      </w:tr>
-      <w:tr>
-        <w:tc>
-          <w:tcPr>
-            <w:tcW w:type="auto" w:w="4535"/>
-          </w:tcPr>
-          <w:p>
-            <w:pPr>
-              <w:jc w:val="left"/>
-            </w:pPr>
-            <w:r>
-              <w:rPr>
-                <w:b/>
-              </w:rPr>
-              <w:t>SAD</w:t>
-            </w:r>
-          </w:p>
-        </w:tc>
-        <w:tc>
-          <w:tcPr>
-            <w:tcW w:type="auto" w:w="4535"/>
-          </w:tcPr>
-          <w:p>
-            <w:pPr>
-              <w:jc w:val="left"/>
-            </w:pPr>
-            <w:r>
-              <w:t>software-architectuurdocument</w:t>
-            </w:r>
-          </w:p>
-        </w:tc>
-      </w:tr>
-      <w:tr>
-        <w:tc>
-          <w:tcPr>
-            <w:tcW w:type="auto" w:w="4535"/>
-          </w:tcPr>
-          <w:p>
-            <w:pPr>
-              <w:jc w:val="left"/>
-            </w:pPr>
-            <w:r>
-              <w:rPr>
-                <w:b/>
-              </w:rPr>
-              <w:t>Scrum</w:t>
-            </w:r>
-          </w:p>
-        </w:tc>
-        <w:tc>
-          <w:tcPr>
-            <w:tcW w:type="auto" w:w="4535"/>
-          </w:tcPr>
-          <w:p>
-            <w:pPr>
-              <w:jc w:val="left"/>
-            </w:pPr>
-            <w:r>
-              <w:t>Scrum is een lichtgewicht raamwerk dat mensen, teams en organisaties helpt om waarde te creёren door middel van adaptieve oplossingen voor complexe problemen [Scrumgids]</w:t>
-            </w:r>
-          </w:p>
-        </w:tc>
-      </w:tr>
-      <w:tr>
-        <w:tc>
-          <w:tcPr>
-            <w:tcW w:type="auto" w:w="4535"/>
-          </w:tcPr>
-          <w:p>
-            <w:pPr>
-              <w:jc w:val="left"/>
-            </w:pPr>
-            <w:r>
-              <w:rPr>
-                <w:b/>
-              </w:rPr>
-              <w:t>Scrummaster</w:t>
-            </w:r>
-          </w:p>
-        </w:tc>
-        <w:tc>
-          <w:tcPr>
-            <w:tcW w:type="auto" w:w="4535"/>
-          </w:tcPr>
-          <w:p>
-            <w:pPr>
-              <w:jc w:val="left"/>
-            </w:pPr>
-            <w:r>
-              <w:t xml:space="preserve">De Scrummaster is verantwoordelijk voor het opzetten van </w:t>
-            </w:r>
-            <w:r>
-              <w:rPr>
-                <w:b/>
-              </w:rPr>
-              <w:t>Scrum</w:t>
-            </w:r>
-            <w:r>
-              <w:t>, zoals staat beschreven in de Scrumgids [Scrumgids]</w:t>
-            </w:r>
-          </w:p>
-        </w:tc>
-      </w:tr>
-      <w:tr>
-        <w:tc>
-          <w:tcPr>
-            <w:tcW w:type="auto" w:w="4535"/>
-          </w:tcPr>
-          <w:p>
-            <w:pPr>
-              <w:jc w:val="left"/>
-            </w:pPr>
-            <w:r>
-              <w:rPr>
-                <w:b/>
-              </w:rPr>
-              <w:t>Scrumteam</w:t>
-            </w:r>
-          </w:p>
-        </w:tc>
-        <w:tc>
-          <w:tcPr>
-            <w:tcW w:type="auto" w:w="4535"/>
-          </w:tcPr>
-          <w:p>
-            <w:pPr>
-              <w:jc w:val="left"/>
-            </w:pPr>
-            <w:r>
-              <w:t xml:space="preserve">Een Scrumteam bestaat uit één </w:t>
-            </w:r>
-            <w:r>
-              <w:rPr>
-                <w:b/>
-              </w:rPr>
-              <w:t>Scrummaster</w:t>
-            </w:r>
-            <w:r>
-              <w:t xml:space="preserve">, één </w:t>
-            </w:r>
-            <w:r>
-              <w:rPr>
-                <w:b/>
-              </w:rPr>
-              <w:t>product owner</w:t>
-            </w:r>
-            <w:r>
-              <w:t xml:space="preserve"> en </w:t>
-            </w:r>
-            <w:r>
-              <w:rPr>
-                <w:b/>
-              </w:rPr>
-              <w:t>ontwikkelaars</w:t>
-            </w:r>
-            <w:r>
-              <w:t xml:space="preserve"> (</w:t>
-            </w:r>
-            <w:r>
-              <w:rPr>
-                <w:i/>
-              </w:rPr>
-              <w:t>developers</w:t>
-            </w:r>
-            <w:r>
-              <w:t xml:space="preserve"> in de Scrumgids) [Scrumgids]</w:t>
-            </w:r>
-          </w:p>
-        </w:tc>
-      </w:tr>
-      <w:tr>
-        <w:tc>
-          <w:tcPr>
-            <w:tcW w:type="auto" w:w="4535"/>
-          </w:tcPr>
-          <w:p>
-            <w:pPr>
-              <w:jc w:val="left"/>
-            </w:pPr>
-            <w:r>
-              <w:rPr>
-                <w:b/>
-              </w:rPr>
-              <w:t>softwarearchitectuur</w:t>
-            </w:r>
-          </w:p>
-        </w:tc>
-        <w:tc>
-          <w:tcPr>
-            <w:tcW w:type="auto" w:w="4535"/>
-          </w:tcPr>
-          <w:p>
-            <w:pPr>
-              <w:jc w:val="left"/>
-            </w:pPr>
-            <w:r>
-              <w:t xml:space="preserve">een </w:t>
-            </w:r>
-            <w:r>
-              <w:rPr>
-                <w:b/>
-              </w:rPr>
-              <w:t>architectuur</w:t>
-            </w:r>
-            <w:r>
-              <w:t xml:space="preserve"> die vooral de softwareonderdelen en -relaties (processen, modules, interfaces, datamodel) van een systeem beschrijft</w:t>
-            </w:r>
-          </w:p>
-        </w:tc>
-      </w:tr>
-      <w:tr>
-        <w:tc>
-          <w:tcPr>
-            <w:tcW w:type="auto" w:w="4535"/>
-          </w:tcPr>
-          <w:p>
-            <w:pPr>
-              <w:jc w:val="left"/>
-            </w:pPr>
-            <w:r>
-              <w:rPr>
-                <w:b/>
-              </w:rPr>
-              <w:t>software delivery manager</w:t>
-            </w:r>
-          </w:p>
-        </w:tc>
-        <w:tc>
-          <w:tcPr>
-            <w:tcW w:type="auto" w:w="4535"/>
-          </w:tcPr>
-          <w:p>
-            <w:pPr>
-              <w:jc w:val="left"/>
-            </w:pPr>
-            <w:r>
-              <w:t xml:space="preserve">organiseert het ontwikkelen en opleveren van </w:t>
-            </w:r>
-            <w:r>
-              <w:rPr>
-                <w:b/>
-              </w:rPr>
-              <w:t>software</w:t>
-            </w:r>
-            <w:r>
-              <w:t xml:space="preserve"> conform de vastgestelde eisen en de Kwaliteitsaanpak en rapporteert aan de </w:t>
-            </w:r>
-            <w:r>
-              <w:rPr>
-                <w:b/>
-              </w:rPr>
-              <w:t>projectleider</w:t>
-            </w:r>
-          </w:p>
-        </w:tc>
-      </w:tr>
-      <w:tr>
-        <w:tc>
-          <w:tcPr>
-            <w:tcW w:type="auto" w:w="4535"/>
-          </w:tcPr>
-          <w:p>
-            <w:pPr>
-              <w:jc w:val="left"/>
-            </w:pPr>
-            <w:r>
-              <w:rPr>
-                <w:b/>
-              </w:rPr>
-              <w:t>software</w:t>
-            </w:r>
-          </w:p>
-        </w:tc>
-        <w:tc>
-          <w:tcPr>
-            <w:tcW w:type="auto" w:w="4535"/>
-          </w:tcPr>
-          <w:p>
-            <w:pPr>
-              <w:jc w:val="left"/>
-            </w:pPr>
-            <w:r>
-              <w:t>software is de verzameling instructies die bepalen wat een computer uitvoert en is uiteindelijk wat de gebruiker ziet, ervaart en waarmee hij interacteert</w:t>
-            </w:r>
-          </w:p>
-        </w:tc>
-      </w:tr>
-      <w:tr>
-        <w:tc>
-          <w:tcPr>
-            <w:tcW w:type="auto" w:w="4535"/>
-          </w:tcPr>
-          <w:p>
-            <w:pPr>
-              <w:jc w:val="left"/>
-            </w:pPr>
-            <w:r>
-              <w:rPr>
-                <w:b/>
-              </w:rPr>
-              <w:t>softwareontwikkeling</w:t>
-            </w:r>
-          </w:p>
-        </w:tc>
-        <w:tc>
-          <w:tcPr>
-            <w:tcW w:type="auto" w:w="4535"/>
-          </w:tcPr>
-          <w:p>
-            <w:pPr>
-              <w:jc w:val="left"/>
-            </w:pPr>
-            <w:r>
-              <w:t xml:space="preserve">een activiteit die nieuwe </w:t>
-            </w:r>
-            <w:r>
-              <w:rPr>
-                <w:b/>
-              </w:rPr>
-              <w:t>software</w:t>
-            </w:r>
-            <w:r>
-              <w:t xml:space="preserve"> maakt en/of bestaande software aanpast</w:t>
-            </w:r>
-          </w:p>
-        </w:tc>
-      </w:tr>
-      <w:tr>
-        <w:tc>
-          <w:tcPr>
-            <w:tcW w:type="auto" w:w="4535"/>
-          </w:tcPr>
-          <w:p>
-            <w:pPr>
-              <w:jc w:val="left"/>
-            </w:pPr>
-            <w:r>
-              <w:rPr>
-                <w:b/>
-              </w:rPr>
-              <w:t>softwareontwikkelproject</w:t>
-            </w:r>
-          </w:p>
-        </w:tc>
-        <w:tc>
-          <w:tcPr>
-            <w:tcW w:type="auto" w:w="4535"/>
-          </w:tcPr>
-          <w:p>
-            <w:pPr>
-              <w:jc w:val="left"/>
-            </w:pPr>
-            <w:r>
-              <w:t xml:space="preserve">een </w:t>
-            </w:r>
-            <w:r>
-              <w:rPr>
-                <w:b/>
-              </w:rPr>
-              <w:t>project</w:t>
-            </w:r>
-            <w:r>
-              <w:t xml:space="preserve"> dat de oplevering van </w:t>
-            </w:r>
-            <w:r>
-              <w:rPr>
-                <w:b/>
-              </w:rPr>
-              <w:t>software</w:t>
-            </w:r>
-            <w:r>
-              <w:t xml:space="preserve"> als enige of voornaamste projectresultaat heeft</w:t>
-            </w:r>
-          </w:p>
-        </w:tc>
-      </w:tr>
-      <w:tr>
-        <w:tc>
-          <w:tcPr>
-            <w:tcW w:type="auto" w:w="4535"/>
-          </w:tcPr>
-          <w:p>
-            <w:pPr>
-              <w:jc w:val="left"/>
-            </w:pPr>
-            <w:r>
-              <w:rPr>
-                <w:b/>
-              </w:rPr>
-              <w:t>solution architectuur</w:t>
-            </w:r>
-          </w:p>
-        </w:tc>
-        <w:tc>
-          <w:tcPr>
-            <w:tcW w:type="auto" w:w="4535"/>
-          </w:tcPr>
-          <w:p>
-            <w:pPr>
-              <w:jc w:val="left"/>
-            </w:pPr>
-            <w:r>
-              <w:t xml:space="preserve">beschrijving van de gewenste oplossing van een specifiek probleem, of het eindresultaat van een </w:t>
-            </w:r>
-            <w:r>
-              <w:rPr>
-                <w:b/>
-              </w:rPr>
-              <w:t>project</w:t>
-            </w:r>
-            <w:r>
-              <w:t xml:space="preserve"> [NORA]</w:t>
-            </w:r>
-          </w:p>
-        </w:tc>
-      </w:tr>
-      <w:tr>
-        <w:tc>
-          <w:tcPr>
-            <w:tcW w:type="auto" w:w="4535"/>
-          </w:tcPr>
-          <w:p>
-            <w:pPr>
-              <w:jc w:val="left"/>
-            </w:pPr>
-            <w:r>
-              <w:rPr>
-                <w:b/>
-              </w:rPr>
-              <w:t>technische schuld</w:t>
-            </w:r>
-          </w:p>
-        </w:tc>
-        <w:tc>
-          <w:tcPr>
-            <w:tcW w:type="auto" w:w="4535"/>
-          </w:tcPr>
-          <w:p>
-            <w:pPr>
-              <w:jc w:val="left"/>
-            </w:pPr>
-            <w:r>
-              <w:t xml:space="preserve">eigenschappen van de </w:t>
-            </w:r>
-            <w:r>
-              <w:rPr>
-                <w:b/>
-              </w:rPr>
-              <w:t>software</w:t>
-            </w:r>
-            <w:r>
-              <w:t xml:space="preserve"> die de lange-termijninzetbaarheid en onderhoudbaarheid bedreigen</w:t>
-            </w:r>
-          </w:p>
-        </w:tc>
-      </w:tr>
-      <w:tr>
-        <w:tc>
-          <w:tcPr>
-            <w:tcW w:type="auto" w:w="4535"/>
-          </w:tcPr>
-          <w:p>
-            <w:pPr>
-              <w:jc w:val="left"/>
-            </w:pPr>
-            <w:r>
-              <w:rPr>
-                <w:b/>
-              </w:rPr>
               <w:t>TVA</w:t>
             </w:r>
           </w:p>
@@ -7757,7 +7779,7 @@
               <w:jc w:val="left"/>
             </w:pPr>
             <w:r>
-              <w:t>threat and vulnerability assessment</w:t>
+              <w:t>Een threat and vulnerability assessment inventariseert de betrouwbaarheidseisen die aan de bedrijfsprocessen en dientengevolge aan het product worden gesteld, gevolgd door identificatie en analyse van bedreigingen</w:t>
             </w:r>
           </w:p>
         </w:tc>

--- a/docs/wip/ICTU-Template-Kwaliteitsplan.docx
+++ b/docs/wip/ICTU-Template-Kwaliteitsplan.docx
@@ -1136,7 +1136,7 @@
     </w:p>
     <w:p>
       <w:r>
-        <w:t>Versie wip, 04-03-2025</w:t>
+        <w:t>Versie wip, 21-03-2025</w:t>
       </w:r>
     </w:p>
     <w:p>
@@ -4348,7 +4348,7 @@
     </w:p>
     <w:p>
       <w:r>
-        <w:t>De geautomatiseerde broncodereviews en rapportages uit Quality-time bevatten diverse metrieken voor beveiligingsaspecten, zoals de OWASP Top-10-criteria. De applicatie wordt gescand met behulp van SonarQube, OWASP Dependency-Check en/of Dependency-Track, ZAP by Checkmarx en OpenVAS.</w:t>
+        <w:t>De geautomatiseerde broncodereviews en rapportages uit Quality-time bevatten diverse metrieken voor beveiligingsaspecten, zoals de OWASP Top-10-criteria. De applicatie wordt gescand met behulp van SonarQube, OWASP Dependency-Check en/of Dependency-Track en ZAP by Checkmarx.</w:t>
       </w:r>
     </w:p>
     <w:p>

--- a/docs/wip/ICTU-Template-Kwaliteitsplan.docx
+++ b/docs/wip/ICTU-Template-Kwaliteitsplan.docx
@@ -1136,7 +1136,7 @@
     </w:p>
     <w:p>
       <w:r>
-        <w:t>Versie wip, 04-03-2025</w:t>
+        <w:t>Versie wip, 21-03-2025</w:t>
       </w:r>
     </w:p>
     <w:p>

--- a/docs/wip/ICTU-Template-Kwaliteitsplan.docx
+++ b/docs/wip/ICTU-Template-Kwaliteitsplan.docx
@@ -1136,7 +1136,7 @@
     </w:p>
     <w:p>
       <w:r>
-        <w:t>Versie wip, 11-04-2025</w:t>
+        <w:t>Versie wip, 19-09-2025</w:t>
       </w:r>
     </w:p>
     <w:p>
@@ -1487,7 +1487,7 @@
               <w:jc w:val="left"/>
             </w:pPr>
             <w:r>
-              <w:t>NEN-ISO/IEC 27001:2017 en NEN-ISO/IEC 27002:2017</w:t>
+              <w:t>NEN-ISO/IEC 27001:2023 en NEN-ISO/IEC 27002:2022</w:t>
             </w:r>
           </w:p>
         </w:tc>
@@ -1550,7 +1550,7 @@
               <w:t>{Indien van toepassing:}</w:t>
             </w:r>
             <w:r>
-              <w:t xml:space="preserve"> NEN 7510:2017 - Informatiebeveiliging in de zorg.</w:t>
+              <w:t xml:space="preserve"> NEN 7510-2:2024 - Informatiebeveiliging in de zorg.</w:t>
             </w:r>
           </w:p>
         </w:tc>
@@ -1585,7 +1585,7 @@
               <w:t>{Indien van toepassing:}</w:t>
             </w:r>
             <w:r>
-              <w:t xml:space="preserve"> Wbni 2018 - Wet Beveiliging Netwerk- en Informatiesystemen.</w:t>
+              <w:t xml:space="preserve"> Wbni 2024 - Wet Beveiliging Netwerk- en Informatiesystemen.</w:t>
             </w:r>
           </w:p>
         </w:tc>
@@ -4922,7 +4922,7 @@
     </w:tbl>
     <w:p>
       <w:r>
-        <w:t>Een certificeringenplan wordt opgesteld indien het op te leveren systeem aan specifieke certificeringseisen moet voldoen. Dit plan bevat de activiteiten op welke wijze de certificatie wordt uitgevoerd. Eisen voor te behalen certificaten moeten in het PvE en/of NFE-document benoemd zijn; bijvoorbeeld NEN-ISO/IEC 27001:2017 compliancy.</w:t>
+        <w:t>Een certificeringenplan wordt opgesteld indien het op te leveren systeem aan specifieke certificeringseisen moet voldoen. Dit plan bevat de activiteiten op welke wijze de certificatie wordt uitgevoerd. Eisen voor te behalen certificaten moeten in het PvE en/of NFE-document benoemd zijn; bijvoorbeeld NEN-ISO/IEC 27001 compliancy.</w:t>
       </w:r>
     </w:p>
     <w:p>
@@ -8337,7 +8337,7 @@
                 <w:rPr>
                   <w:rStyle w:val="Hyperlink"/>
                 </w:rPr>
-                <w:t>NEN-ISO/IEC 27001:2017</w:t>
+                <w:t>NEN-ISO/IEC 27001:2023</w:t>
               </w:r>
             </w:hyperlink>
           </w:p>
@@ -8351,7 +8351,7 @@
               <w:jc w:val="left"/>
             </w:pPr>
             <w:r>
-              <w:t>Informatietechnologie - Beveiligingstechnieken - Managementsystemen voor informatiebeveiliging - Eisen</w:t>
+              <w:t>Informatiebeveiliging, cybersecurity en bescherming van de privacy - Managementsysteem voor informatiebeveiliging - Eisen</w:t>
             </w:r>
           </w:p>
         </w:tc>
@@ -8370,7 +8370,7 @@
                 <w:rPr>
                   <w:rStyle w:val="Hyperlink"/>
                 </w:rPr>
-                <w:t>NEN-ISO/IEC 27002:2017</w:t>
+                <w:t>NEN-ISO/IEC 27002:2022</w:t>
               </w:r>
             </w:hyperlink>
           </w:p>
@@ -8384,7 +8384,7 @@
               <w:jc w:val="left"/>
             </w:pPr>
             <w:r>
-              <w:t>Informatietechnologie - Beveiligingstechnieken - Praktijkrichtlijn met beheersmaatregelen op het gebied van informatiebeveiliging</w:t>
+              <w:t>Informatiebeveiliging, cybersecurity en bescherming van de privacy - Beheersmaatregelen voor informatiebeveiliging</w:t>
             </w:r>
           </w:p>
         </w:tc>
@@ -8403,7 +8403,7 @@
                 <w:rPr>
                   <w:rStyle w:val="Hyperlink"/>
                 </w:rPr>
-                <w:t>NEN 7510:2017</w:t>
+                <w:t>NEN 7510-2:2024</w:t>
               </w:r>
             </w:hyperlink>
           </w:p>
@@ -8416,9 +8416,6 @@
             <w:pPr>
               <w:jc w:val="left"/>
             </w:pPr>
-            <w:r>
-              <w:t>Informatiebeveiliging in de zorg.</w:t>
-            </w:r>
           </w:p>
         </w:tc>
       </w:tr>
@@ -8667,7 +8664,7 @@
                 <w:rPr>
                   <w:rStyle w:val="Hyperlink"/>
                 </w:rPr>
-                <w:t>Wbni 2018</w:t>
+                <w:t>Wbni 2024</w:t>
               </w:r>
             </w:hyperlink>
           </w:p>
@@ -8795,25 +8792,14 @@
     </w:p>
     <w:p>
       <w:r>
-        <w:t xml:space="preserve">De Kwaliteitsaanpak is een evoluerende aanpak, gebaseerd op de ervaringen die ICTU continu opdoet in de projecten waarin ICTU samen met opdrachtgevende organisaties maatwerksoftware ontwikkelt en onderhoudt. ICTU hanteert daarbij de vuistregel dat als tenminste 80% van de projecten minstens 80% van de tijd een bepaalde werkwijze hanteren, voor die werkwijze een maatregel in de Kwaliteitsaanpak wordt opgenomen. Maar het kan ook voorkomen dat maatregelen om andere redenen landen in de Kwaliteitsaanpak; denk aan het toegankelijk maken van software dat wettelijk verplicht is. Zie ook de wijzigingsgeschiedenis in </w:t>
+        <w:t xml:space="preserve">De Kwaliteitsaanpak is een evoluerende aanpak, gebaseerd op de ervaringen die ICTU continu opdoet in de projecten waarin ICTU samen met opdrachtgevende organisaties maatwerksoftware ontwikkelt en onderhoudt. ICTU hanteert daarbij de vuistregel dat als tenminste 80% van de projecten minstens 80% van de tijd een bepaalde werkwijze hanteren, voor die werkwijze een maatregel in de Kwaliteitsaanpak wordt opgenomen. Maar het kan ook voorkomen dat maatregelen om andere redenen landen in de Kwaliteitsaanpak; denk aan het toegankelijk maken van software dat wettelijk verplicht is. Zie ook de </w:t>
       </w:r>
       <w:hyperlink r:id="rId34">
         <w:r>
           <w:rPr>
             <w:rStyle w:val="Hyperlink"/>
           </w:rPr>
-          <w:t>PDF-formaat</w:t>
-        </w:r>
-      </w:hyperlink>
-      <w:r>
-        <w:t xml:space="preserve"> of </w:t>
-      </w:r>
-      <w:hyperlink r:id="rId35">
-        <w:r>
-          <w:rPr>
-            <w:rStyle w:val="Hyperlink"/>
-          </w:rPr>
-          <w:t>HTML-formaat</w:t>
+          <w:t>wijzigingsgeschiedenis</w:t>
         </w:r>
       </w:hyperlink>
       <w:r>

--- a/docs/wip/ICTU-Template-Kwaliteitsplan.docx
+++ b/docs/wip/ICTU-Template-Kwaliteitsplan.docx
@@ -1136,7 +1136,7 @@
     </w:p>
     <w:p>
       <w:r>
-        <w:t>Versie wip, 13-11-2025</w:t>
+        <w:t>Versie wip, 23-12-2025</w:t>
       </w:r>
     </w:p>
     <w:p>

--- a/docs/wip/ICTU-Template-Kwaliteitsplan.docx
+++ b/docs/wip/ICTU-Template-Kwaliteitsplan.docx
@@ -2,8 +2,6 @@
 <file path=word/document.xml><?xml version="1.0" encoding="utf-8"?>
 <w:document xmlns:wpc="http://schemas.microsoft.com/office/word/2010/wordprocessingCanvas" xmlns:cx="http://schemas.microsoft.com/office/drawing/2014/chartex" xmlns:cx1="http://schemas.microsoft.com/office/drawing/2015/9/8/chartex" xmlns:cx2="http://schemas.microsoft.com/office/drawing/2015/10/21/chartex" xmlns:cx3="http://schemas.microsoft.com/office/drawing/2016/5/9/chartex" xmlns:cx4="http://schemas.microsoft.com/office/drawing/2016/5/10/chartex" xmlns:cx5="http://schemas.microsoft.com/office/drawing/2016/5/11/chartex" xmlns:cx6="http://schemas.microsoft.com/office/drawing/2016/5/12/chartex" xmlns:cx7="http://schemas.microsoft.com/office/drawing/2016/5/13/chartex" xmlns:cx8="http://schemas.microsoft.com/office/drawing/2016/5/14/chartex" xmlns:mc="http://schemas.openxmlformats.org/markup-compatibility/2006" xmlns:aink="http://schemas.microsoft.com/office/drawing/2016/ink" xmlns:am3d="http://schemas.microsoft.com/office/drawing/2017/model3d" xmlns:o="urn:schemas-microsoft-com:office:office" xmlns:oel="http://schemas.microsoft.com/office/2019/extlst" xmlns:r="http://schemas.openxmlformats.org/officeDocument/2006/relationships" xmlns:m="http://schemas.openxmlformats.org/officeDocument/2006/math" xmlns:v="urn:schemas-microsoft-com:vml" xmlns:wp14="http://schemas.microsoft.com/office/word/2010/wordprocessingDrawing" xmlns:wp="http://schemas.openxmlformats.org/drawingml/2006/wordprocessingDrawing" xmlns:w10="urn:schemas-microsoft-com:office:word" xmlns:w="http://schemas.openxmlformats.org/wordprocessingml/2006/main" xmlns:w14="http://schemas.microsoft.com/office/word/2010/wordml" xmlns:w15="http://schemas.microsoft.com/office/word/2012/wordml" xmlns:w16cex="http://schemas.microsoft.com/office/word/2018/wordml/cex" xmlns:w16cid="http://schemas.microsoft.com/office/word/2016/wordml/cid" xmlns:w16="http://schemas.microsoft.com/office/word/2018/wordml" xmlns:w16du="http://schemas.microsoft.com/office/word/2023/wordml/word16du" xmlns:w16sdtdh="http://schemas.microsoft.com/office/word/2020/wordml/sdtdatahash" xmlns:w16sdtfl="http://schemas.microsoft.com/office/word/2024/wordml/sdtformatlock" xmlns:w16se="http://schemas.microsoft.com/office/word/2015/wordml/symex" xmlns:wpg="http://schemas.microsoft.com/office/word/2010/wordprocessingGroup" xmlns:wpi="http://schemas.microsoft.com/office/word/2010/wordprocessingInk" xmlns:wne="http://schemas.microsoft.com/office/word/2006/wordml" xmlns:wps="http://schemas.microsoft.com/office/word/2010/wordprocessingShape" mc:Ignorable="w14 w15 w16se w16cid w16 w16cex w16sdtdh w16sdtfl w16du wp14">
   <w:body>
-    <w:p/>
-    <w:p/>
     <w:p/>
     <w:p>
       <w:r>
@@ -1136,7 +1134,7 @@
     </w:p>
     <w:p>
       <w:r>
-        <w:t>Versie wip, 13-11-2025</w:t>
+        <w:t>Versie wip, 24-12-2025</w:t>
       </w:r>
     </w:p>
     <w:p>
@@ -1346,6 +1344,12 @@
       <w:pPr>
         <w:pStyle w:val="Maatregel"/>
       </w:pPr>
+      <w:r>
+        <w:rPr>
+          <w:b/>
+        </w:rPr>
+        <w:t>M02: Het project bewaakt continu dat het product aan de kwaliteitsnormen voldoet</w:t>
+      </w:r>
     </w:p>
     <w:p>
       <w:pPr>
@@ -10018,7 +10022,7 @@
               <w:jc w:val="left"/>
             </w:pPr>
             <w:r>
-              <w:t>Bewijs realisatie niet-functionele eisen</w:t>
+              <w:t>Verificatie realisatie niet-functionele eisen</w:t>
             </w:r>
           </w:p>
         </w:tc>
@@ -10044,7 +10048,7 @@
               <w:jc w:val="left"/>
             </w:pPr>
             <w:r>
-              <w:t>Het bewijs dat aan ICTU toegewezen niet-functionele eisen zijn gerealiseerd is actueel</w:t>
+              <w:t>Verificatie van aan ICTU toegewezen niet-functionele eisen is actueel</w:t>
             </w:r>
           </w:p>
         </w:tc>
@@ -13607,29 +13611,23 @@
     <w:name w:val="Lijst opsom.teken1"/>
     <w:basedOn w:val="Lijstalinea"/>
     <w:qFormat/>
-    <w:rsid w:val="00907D68"/>
+    <w:rsid w:val="003B53E5"/>
     <w:pPr>
       <w:numPr>
         <w:numId w:val="2"/>
       </w:numPr>
     </w:pPr>
-    <w:rPr>
-      <w:lang w:val="en-US"/>
-    </w:rPr>
   </w:style>
   <w:style w:type="paragraph" w:customStyle="1" w:styleId="Lijstnummering1">
     <w:name w:val="Lijstnummering1"/>
     <w:basedOn w:val="Lijstalinea"/>
     <w:qFormat/>
-    <w:rsid w:val="00416BDF"/>
+    <w:rsid w:val="003B53E5"/>
     <w:pPr>
       <w:numPr>
         <w:numId w:val="3"/>
       </w:numPr>
     </w:pPr>
-    <w:rPr>
-      <w:lang w:val="en-US"/>
-    </w:rPr>
   </w:style>
   <w:style w:type="table" w:styleId="Tabelraster">
     <w:name w:val="Table Grid"/>

--- a/docs/wip/ICTU-Template-Kwaliteitsplan.docx
+++ b/docs/wip/ICTU-Template-Kwaliteitsplan.docx
@@ -1,6 +1,6 @@
 
 <file path=word/document.xml><?xml version="1.0" encoding="utf-8"?>
-<w:document xmlns:wpc="http://schemas.microsoft.com/office/word/2010/wordprocessingCanvas" xmlns:cx="http://schemas.microsoft.com/office/drawing/2014/chartex" xmlns:cx1="http://schemas.microsoft.com/office/drawing/2015/9/8/chartex" xmlns:cx2="http://schemas.microsoft.com/office/drawing/2015/10/21/chartex" xmlns:cx3="http://schemas.microsoft.com/office/drawing/2016/5/9/chartex" xmlns:cx4="http://schemas.microsoft.com/office/drawing/2016/5/10/chartex" xmlns:cx5="http://schemas.microsoft.com/office/drawing/2016/5/11/chartex" xmlns:cx6="http://schemas.microsoft.com/office/drawing/2016/5/12/chartex" xmlns:cx7="http://schemas.microsoft.com/office/drawing/2016/5/13/chartex" xmlns:cx8="http://schemas.microsoft.com/office/drawing/2016/5/14/chartex" xmlns:mc="http://schemas.openxmlformats.org/markup-compatibility/2006" xmlns:aink="http://schemas.microsoft.com/office/drawing/2016/ink" xmlns:am3d="http://schemas.microsoft.com/office/drawing/2017/model3d" xmlns:o="urn:schemas-microsoft-com:office:office" xmlns:oel="http://schemas.microsoft.com/office/2019/extlst" xmlns:r="http://schemas.openxmlformats.org/officeDocument/2006/relationships" xmlns:m="http://schemas.openxmlformats.org/officeDocument/2006/math" xmlns:v="urn:schemas-microsoft-com:vml" xmlns:wp14="http://schemas.microsoft.com/office/word/2010/wordprocessingDrawing" xmlns:wp="http://schemas.openxmlformats.org/drawingml/2006/wordprocessingDrawing" xmlns:w10="urn:schemas-microsoft-com:office:word" xmlns:w="http://schemas.openxmlformats.org/wordprocessingml/2006/main" xmlns:w14="http://schemas.microsoft.com/office/word/2010/wordml" xmlns:w15="http://schemas.microsoft.com/office/word/2012/wordml" xmlns:w16cex="http://schemas.microsoft.com/office/word/2018/wordml/cex" xmlns:w16cid="http://schemas.microsoft.com/office/word/2016/wordml/cid" xmlns:w16="http://schemas.microsoft.com/office/word/2018/wordml" xmlns:w16du="http://schemas.microsoft.com/office/word/2023/wordml/word16du" xmlns:w16sdtdh="http://schemas.microsoft.com/office/word/2020/wordml/sdtdatahash" xmlns:w16sdtfl="http://schemas.microsoft.com/office/word/2024/wordml/sdtformatlock" xmlns:w16se="http://schemas.microsoft.com/office/word/2015/wordml/symex" xmlns:wpg="http://schemas.microsoft.com/office/word/2010/wordprocessingGroup" xmlns:wpi="http://schemas.microsoft.com/office/word/2010/wordprocessingInk" xmlns:wne="http://schemas.microsoft.com/office/word/2006/wordml" xmlns:wps="http://schemas.microsoft.com/office/word/2010/wordprocessingShape" mc:Ignorable="w14 w15 w16se w16cid w16 w16cex w16sdtdh w16sdtfl w16du wp14">
+<w:document xmlns:wpc="http://schemas.microsoft.com/office/word/2010/wordprocessingCanvas" xmlns:cx="http://schemas.microsoft.com/office/drawing/2014/chartex" xmlns:cx1="http://schemas.microsoft.com/office/drawing/2015/9/8/chartex" xmlns:cx2="http://schemas.microsoft.com/office/drawing/2015/10/21/chartex" xmlns:cx3="http://schemas.microsoft.com/office/drawing/2016/5/9/chartex" xmlns:cx4="http://schemas.microsoft.com/office/drawing/2016/5/10/chartex" xmlns:cx5="http://schemas.microsoft.com/office/drawing/2016/5/11/chartex" xmlns:cx6="http://schemas.microsoft.com/office/drawing/2016/5/12/chartex" xmlns:cx7="http://schemas.microsoft.com/office/drawing/2016/5/13/chartex" xmlns:cx8="http://schemas.microsoft.com/office/drawing/2016/5/14/chartex" xmlns:mc="http://schemas.openxmlformats.org/markup-compatibility/2006" xmlns:m="http://schemas.openxmlformats.org/officeDocument/2006/math" xmlns:aink="http://schemas.microsoft.com/office/drawing/2016/ink" xmlns:am3d="http://schemas.microsoft.com/office/drawing/2017/model3d" xmlns:oel="http://schemas.microsoft.com/office/2019/extlst" xmlns:r="http://schemas.openxmlformats.org/officeDocument/2006/relationships" xmlns:wp14="http://schemas.microsoft.com/office/word/2010/wordprocessingDrawing" xmlns:wp="http://schemas.openxmlformats.org/drawingml/2006/wordprocessingDrawing" xmlns:wpg="http://schemas.microsoft.com/office/word/2010/wordprocessingGroup" xmlns:wpi="http://schemas.microsoft.com/office/word/2010/wordprocessingInk" xmlns:wps="http://schemas.microsoft.com/office/word/2010/wordprocessingShape" xmlns:o="urn:schemas-microsoft-com:office:office" xmlns:v="urn:schemas-microsoft-com:vml" xmlns:w10="urn:schemas-microsoft-com:office:word" xmlns:w="http://schemas.openxmlformats.org/wordprocessingml/2006/main" xmlns:w14="http://schemas.microsoft.com/office/word/2010/wordml" xmlns:w15="http://schemas.microsoft.com/office/word/2012/wordml" xmlns:w16cex="http://schemas.microsoft.com/office/word/2018/wordml/cex" xmlns:w16cid="http://schemas.microsoft.com/office/word/2016/wordml/cid" xmlns:w16="http://schemas.microsoft.com/office/word/2018/wordml" xmlns:w16sdtdh="http://schemas.microsoft.com/office/word/2020/wordml/sdtdatahash" xmlns:w16sdtfl="http://schemas.microsoft.com/office/word/2024/wordml/sdtformatlock" xmlns:w16se="http://schemas.microsoft.com/office/word/2015/wordml/symex" xmlns:w16du="http://schemas.microsoft.com/office/word/2023/wordml/word16du" xmlns:wne="http://schemas.microsoft.com/office/word/2006/wordml" mc:Ignorable="w14 w15 w16se w16cid w16 w16cex w16sdtdh w16sdtfl w16du wp14">
   <w:body>
     <w:p/>
     <w:p>
@@ -1146,7 +1146,7 @@
     </w:p>
     <w:p>
       <w:r>
-        <w:t>Versie wip, 19-06-2026</w:t>
+        <w:t>Versie wip, 23-06-2026</w:t>
       </w:r>
     </w:p>
     <w:p>
@@ -10995,7 +10995,7 @@
 </file>
 
 <file path=word/endnotes.xml><?xml version="1.0" encoding="utf-8"?>
-<w:endnotes xmlns:wpc="http://schemas.microsoft.com/office/word/2010/wordprocessingCanvas" xmlns:cx="http://schemas.microsoft.com/office/drawing/2014/chartex" xmlns:cx1="http://schemas.microsoft.com/office/drawing/2015/9/8/chartex" xmlns:cx2="http://schemas.microsoft.com/office/drawing/2015/10/21/chartex" xmlns:cx3="http://schemas.microsoft.com/office/drawing/2016/5/9/chartex" xmlns:cx4="http://schemas.microsoft.com/office/drawing/2016/5/10/chartex" xmlns:cx5="http://schemas.microsoft.com/office/drawing/2016/5/11/chartex" xmlns:cx6="http://schemas.microsoft.com/office/drawing/2016/5/12/chartex" xmlns:cx7="http://schemas.microsoft.com/office/drawing/2016/5/13/chartex" xmlns:cx8="http://schemas.microsoft.com/office/drawing/2016/5/14/chartex" xmlns:mc="http://schemas.openxmlformats.org/markup-compatibility/2006" xmlns:aink="http://schemas.microsoft.com/office/drawing/2016/ink" xmlns:am3d="http://schemas.microsoft.com/office/drawing/2017/model3d" xmlns:o="urn:schemas-microsoft-com:office:office" xmlns:oel="http://schemas.microsoft.com/office/2019/extlst" xmlns:r="http://schemas.openxmlformats.org/officeDocument/2006/relationships" xmlns:m="http://schemas.openxmlformats.org/officeDocument/2006/math" xmlns:v="urn:schemas-microsoft-com:vml" xmlns:wp14="http://schemas.microsoft.com/office/word/2010/wordprocessingDrawing" xmlns:wp="http://schemas.openxmlformats.org/drawingml/2006/wordprocessingDrawing" xmlns:w10="urn:schemas-microsoft-com:office:word" xmlns:w="http://schemas.openxmlformats.org/wordprocessingml/2006/main" xmlns:w14="http://schemas.microsoft.com/office/word/2010/wordml" xmlns:w15="http://schemas.microsoft.com/office/word/2012/wordml" xmlns:w16cex="http://schemas.microsoft.com/office/word/2018/wordml/cex" xmlns:w16cid="http://schemas.microsoft.com/office/word/2016/wordml/cid" xmlns:w16="http://schemas.microsoft.com/office/word/2018/wordml" xmlns:w16du="http://schemas.microsoft.com/office/word/2023/wordml/word16du" xmlns:w16sdtdh="http://schemas.microsoft.com/office/word/2020/wordml/sdtdatahash" xmlns:w16sdtfl="http://schemas.microsoft.com/office/word/2024/wordml/sdtformatlock" xmlns:w16se="http://schemas.microsoft.com/office/word/2015/wordml/symex" xmlns:wpg="http://schemas.microsoft.com/office/word/2010/wordprocessingGroup" xmlns:wpi="http://schemas.microsoft.com/office/word/2010/wordprocessingInk" xmlns:wne="http://schemas.microsoft.com/office/word/2006/wordml" xmlns:wps="http://schemas.microsoft.com/office/word/2010/wordprocessingShape" mc:Ignorable="w14 w15 w16se w16cid w16 w16cex w16sdtdh w16sdtfl w16du wp14">
+<w:endnotes xmlns:wpc="http://schemas.microsoft.com/office/word/2010/wordprocessingCanvas" xmlns:cx="http://schemas.microsoft.com/office/drawing/2014/chartex" xmlns:cx1="http://schemas.microsoft.com/office/drawing/2015/9/8/chartex" xmlns:cx2="http://schemas.microsoft.com/office/drawing/2015/10/21/chartex" xmlns:cx3="http://schemas.microsoft.com/office/drawing/2016/5/9/chartex" xmlns:cx4="http://schemas.microsoft.com/office/drawing/2016/5/10/chartex" xmlns:cx5="http://schemas.microsoft.com/office/drawing/2016/5/11/chartex" xmlns:cx6="http://schemas.microsoft.com/office/drawing/2016/5/12/chartex" xmlns:cx7="http://schemas.microsoft.com/office/drawing/2016/5/13/chartex" xmlns:cx8="http://schemas.microsoft.com/office/drawing/2016/5/14/chartex" xmlns:mc="http://schemas.openxmlformats.org/markup-compatibility/2006" xmlns:m="http://schemas.openxmlformats.org/officeDocument/2006/math" xmlns:aink="http://schemas.microsoft.com/office/drawing/2016/ink" xmlns:am3d="http://schemas.microsoft.com/office/drawing/2017/model3d" xmlns:oel="http://schemas.microsoft.com/office/2019/extlst" xmlns:r="http://schemas.openxmlformats.org/officeDocument/2006/relationships" xmlns:wp14="http://schemas.microsoft.com/office/word/2010/wordprocessingDrawing" xmlns:wp="http://schemas.openxmlformats.org/drawingml/2006/wordprocessingDrawing" xmlns:wpg="http://schemas.microsoft.com/office/word/2010/wordprocessingGroup" xmlns:wpi="http://schemas.microsoft.com/office/word/2010/wordprocessingInk" xmlns:wps="http://schemas.microsoft.com/office/word/2010/wordprocessingShape" xmlns:o="urn:schemas-microsoft-com:office:office" xmlns:v="urn:schemas-microsoft-com:vml" xmlns:w10="urn:schemas-microsoft-com:office:word" xmlns:w="http://schemas.openxmlformats.org/wordprocessingml/2006/main" xmlns:w14="http://schemas.microsoft.com/office/word/2010/wordml" xmlns:w15="http://schemas.microsoft.com/office/word/2012/wordml" xmlns:w16cex="http://schemas.microsoft.com/office/word/2018/wordml/cex" xmlns:w16cid="http://schemas.microsoft.com/office/word/2016/wordml/cid" xmlns:w16="http://schemas.microsoft.com/office/word/2018/wordml" xmlns:w16sdtdh="http://schemas.microsoft.com/office/word/2020/wordml/sdtdatahash" xmlns:w16sdtfl="http://schemas.microsoft.com/office/word/2024/wordml/sdtformatlock" xmlns:w16se="http://schemas.microsoft.com/office/word/2015/wordml/symex" xmlns:w16du="http://schemas.microsoft.com/office/word/2023/wordml/word16du" xmlns:wne="http://schemas.microsoft.com/office/word/2006/wordml" mc:Ignorable="w14 w15 w16se w16cid w16 w16cex w16sdtdh w16sdtfl w16du wp14">
   <w:endnote w:type="separator" w:id="-1">
     <w:p>
       <w:pPr>
@@ -11020,7 +11020,7 @@
 </file>
 
 <file path=word/footer1.xml><?xml version="1.0" encoding="utf-8"?>
-<w:ftr xmlns:wpc="http://schemas.microsoft.com/office/word/2010/wordprocessingCanvas" xmlns:cx="http://schemas.microsoft.com/office/drawing/2014/chartex" xmlns:cx1="http://schemas.microsoft.com/office/drawing/2015/9/8/chartex" xmlns:cx2="http://schemas.microsoft.com/office/drawing/2015/10/21/chartex" xmlns:cx3="http://schemas.microsoft.com/office/drawing/2016/5/9/chartex" xmlns:cx4="http://schemas.microsoft.com/office/drawing/2016/5/10/chartex" xmlns:cx5="http://schemas.microsoft.com/office/drawing/2016/5/11/chartex" xmlns:cx6="http://schemas.microsoft.com/office/drawing/2016/5/12/chartex" xmlns:cx7="http://schemas.microsoft.com/office/drawing/2016/5/13/chartex" xmlns:cx8="http://schemas.microsoft.com/office/drawing/2016/5/14/chartex" xmlns:mc="http://schemas.openxmlformats.org/markup-compatibility/2006" xmlns:aink="http://schemas.microsoft.com/office/drawing/2016/ink" xmlns:am3d="http://schemas.microsoft.com/office/drawing/2017/model3d" xmlns:o="urn:schemas-microsoft-com:office:office" xmlns:oel="http://schemas.microsoft.com/office/2019/extlst" xmlns:r="http://schemas.openxmlformats.org/officeDocument/2006/relationships" xmlns:m="http://schemas.openxmlformats.org/officeDocument/2006/math" xmlns:v="urn:schemas-microsoft-com:vml" xmlns:wp14="http://schemas.microsoft.com/office/word/2010/wordprocessingDrawing" xmlns:wp="http://schemas.openxmlformats.org/drawingml/2006/wordprocessingDrawing" xmlns:w10="urn:schemas-microsoft-com:office:word" xmlns:w="http://schemas.openxmlformats.org/wordprocessingml/2006/main" xmlns:w14="http://schemas.microsoft.com/office/word/2010/wordml" xmlns:w15="http://schemas.microsoft.com/office/word/2012/wordml" xmlns:w16cex="http://schemas.microsoft.com/office/word/2018/wordml/cex" xmlns:w16cid="http://schemas.microsoft.com/office/word/2016/wordml/cid" xmlns:w16="http://schemas.microsoft.com/office/word/2018/wordml" xmlns:w16du="http://schemas.microsoft.com/office/word/2023/wordml/word16du" xmlns:w16sdtdh="http://schemas.microsoft.com/office/word/2020/wordml/sdtdatahash" xmlns:w16sdtfl="http://schemas.microsoft.com/office/word/2024/wordml/sdtformatlock" xmlns:w16se="http://schemas.microsoft.com/office/word/2015/wordml/symex" xmlns:wpg="http://schemas.microsoft.com/office/word/2010/wordprocessingGroup" xmlns:wpi="http://schemas.microsoft.com/office/word/2010/wordprocessingInk" xmlns:wne="http://schemas.microsoft.com/office/word/2006/wordml" xmlns:wps="http://schemas.microsoft.com/office/word/2010/wordprocessingShape" mc:Ignorable="w14 w15 w16se w16cid w16 w16cex w16sdtdh w16sdtfl w16du wp14">
+<w:ftr xmlns:wpc="http://schemas.microsoft.com/office/word/2010/wordprocessingCanvas" xmlns:cx="http://schemas.microsoft.com/office/drawing/2014/chartex" xmlns:cx1="http://schemas.microsoft.com/office/drawing/2015/9/8/chartex" xmlns:cx2="http://schemas.microsoft.com/office/drawing/2015/10/21/chartex" xmlns:cx3="http://schemas.microsoft.com/office/drawing/2016/5/9/chartex" xmlns:cx4="http://schemas.microsoft.com/office/drawing/2016/5/10/chartex" xmlns:cx5="http://schemas.microsoft.com/office/drawing/2016/5/11/chartex" xmlns:cx6="http://schemas.microsoft.com/office/drawing/2016/5/12/chartex" xmlns:cx7="http://schemas.microsoft.com/office/drawing/2016/5/13/chartex" xmlns:cx8="http://schemas.microsoft.com/office/drawing/2016/5/14/chartex" xmlns:mc="http://schemas.openxmlformats.org/markup-compatibility/2006" xmlns:m="http://schemas.openxmlformats.org/officeDocument/2006/math" xmlns:aink="http://schemas.microsoft.com/office/drawing/2016/ink" xmlns:am3d="http://schemas.microsoft.com/office/drawing/2017/model3d" xmlns:oel="http://schemas.microsoft.com/office/2019/extlst" xmlns:r="http://schemas.openxmlformats.org/officeDocument/2006/relationships" xmlns:wp14="http://schemas.microsoft.com/office/word/2010/wordprocessingDrawing" xmlns:wp="http://schemas.openxmlformats.org/drawingml/2006/wordprocessingDrawing" xmlns:wpg="http://schemas.microsoft.com/office/word/2010/wordprocessingGroup" xmlns:wpi="http://schemas.microsoft.com/office/word/2010/wordprocessingInk" xmlns:wps="http://schemas.microsoft.com/office/word/2010/wordprocessingShape" xmlns:o="urn:schemas-microsoft-com:office:office" xmlns:v="urn:schemas-microsoft-com:vml" xmlns:w10="urn:schemas-microsoft-com:office:word" xmlns:w="http://schemas.openxmlformats.org/wordprocessingml/2006/main" xmlns:w14="http://schemas.microsoft.com/office/word/2010/wordml" xmlns:w15="http://schemas.microsoft.com/office/word/2012/wordml" xmlns:w16cex="http://schemas.microsoft.com/office/word/2018/wordml/cex" xmlns:w16cid="http://schemas.microsoft.com/office/word/2016/wordml/cid" xmlns:w16="http://schemas.microsoft.com/office/word/2018/wordml" xmlns:w16sdtdh="http://schemas.microsoft.com/office/word/2020/wordml/sdtdatahash" xmlns:w16sdtfl="http://schemas.microsoft.com/office/word/2024/wordml/sdtformatlock" xmlns:w16se="http://schemas.microsoft.com/office/word/2015/wordml/symex" xmlns:w16du="http://schemas.microsoft.com/office/word/2023/wordml/word16du" xmlns:wne="http://schemas.microsoft.com/office/word/2006/wordml" mc:Ignorable="w14 w15 w16se w16cid w16 w16cex w16sdtdh w16sdtfl w16du wp14">
   <w:sdt>
     <w:sdtPr>
       <w:id w:val="-458108813"/>
@@ -11135,7 +11135,7 @@
 </file>
 
 <file path=word/footnotes.xml><?xml version="1.0" encoding="utf-8"?>
-<w:footnotes xmlns:wpc="http://schemas.microsoft.com/office/word/2010/wordprocessingCanvas" xmlns:cx="http://schemas.microsoft.com/office/drawing/2014/chartex" xmlns:cx1="http://schemas.microsoft.com/office/drawing/2015/9/8/chartex" xmlns:cx2="http://schemas.microsoft.com/office/drawing/2015/10/21/chartex" xmlns:cx3="http://schemas.microsoft.com/office/drawing/2016/5/9/chartex" xmlns:cx4="http://schemas.microsoft.com/office/drawing/2016/5/10/chartex" xmlns:cx5="http://schemas.microsoft.com/office/drawing/2016/5/11/chartex" xmlns:cx6="http://schemas.microsoft.com/office/drawing/2016/5/12/chartex" xmlns:cx7="http://schemas.microsoft.com/office/drawing/2016/5/13/chartex" xmlns:cx8="http://schemas.microsoft.com/office/drawing/2016/5/14/chartex" xmlns:mc="http://schemas.openxmlformats.org/markup-compatibility/2006" xmlns:aink="http://schemas.microsoft.com/office/drawing/2016/ink" xmlns:am3d="http://schemas.microsoft.com/office/drawing/2017/model3d" xmlns:o="urn:schemas-microsoft-com:office:office" xmlns:oel="http://schemas.microsoft.com/office/2019/extlst" xmlns:r="http://schemas.openxmlformats.org/officeDocument/2006/relationships" xmlns:m="http://schemas.openxmlformats.org/officeDocument/2006/math" xmlns:v="urn:schemas-microsoft-com:vml" xmlns:wp14="http://schemas.microsoft.com/office/word/2010/wordprocessingDrawing" xmlns:wp="http://schemas.openxmlformats.org/drawingml/2006/wordprocessingDrawing" xmlns:w10="urn:schemas-microsoft-com:office:word" xmlns:w="http://schemas.openxmlformats.org/wordprocessingml/2006/main" xmlns:w14="http://schemas.microsoft.com/office/word/2010/wordml" xmlns:w15="http://schemas.microsoft.com/office/word/2012/wordml" xmlns:w16cex="http://schemas.microsoft.com/office/word/2018/wordml/cex" xmlns:w16cid="http://schemas.microsoft.com/office/word/2016/wordml/cid" xmlns:w16="http://schemas.microsoft.com/office/word/2018/wordml" xmlns:w16du="http://schemas.microsoft.com/office/word/2023/wordml/word16du" xmlns:w16sdtdh="http://schemas.microsoft.com/office/word/2020/wordml/sdtdatahash" xmlns:w16sdtfl="http://schemas.microsoft.com/office/word/2024/wordml/sdtformatlock" xmlns:w16se="http://schemas.microsoft.com/office/word/2015/wordml/symex" xmlns:wpg="http://schemas.microsoft.com/office/word/2010/wordprocessingGroup" xmlns:wpi="http://schemas.microsoft.com/office/word/2010/wordprocessingInk" xmlns:wne="http://schemas.microsoft.com/office/word/2006/wordml" xmlns:wps="http://schemas.microsoft.com/office/word/2010/wordprocessingShape" mc:Ignorable="w14 w15 w16se w16cid w16 w16cex w16sdtdh w16sdtfl w16du wp14">
+<w:footnotes xmlns:wpc="http://schemas.microsoft.com/office/word/2010/wordprocessingCanvas" xmlns:cx="http://schemas.microsoft.com/office/drawing/2014/chartex" xmlns:cx1="http://schemas.microsoft.com/office/drawing/2015/9/8/chartex" xmlns:cx2="http://schemas.microsoft.com/office/drawing/2015/10/21/chartex" xmlns:cx3="http://schemas.microsoft.com/office/drawing/2016/5/9/chartex" xmlns:cx4="http://schemas.microsoft.com/office/drawing/2016/5/10/chartex" xmlns:cx5="http://schemas.microsoft.com/office/drawing/2016/5/11/chartex" xmlns:cx6="http://schemas.microsoft.com/office/drawing/2016/5/12/chartex" xmlns:cx7="http://schemas.microsoft.com/office/drawing/2016/5/13/chartex" xmlns:cx8="http://schemas.microsoft.com/office/drawing/2016/5/14/chartex" xmlns:mc="http://schemas.openxmlformats.org/markup-compatibility/2006" xmlns:m="http://schemas.openxmlformats.org/officeDocument/2006/math" xmlns:aink="http://schemas.microsoft.com/office/drawing/2016/ink" xmlns:am3d="http://schemas.microsoft.com/office/drawing/2017/model3d" xmlns:oel="http://schemas.microsoft.com/office/2019/extlst" xmlns:r="http://schemas.openxmlformats.org/officeDocument/2006/relationships" xmlns:wp14="http://schemas.microsoft.com/office/word/2010/wordprocessingDrawing" xmlns:wp="http://schemas.openxmlformats.org/drawingml/2006/wordprocessingDrawing" xmlns:wpg="http://schemas.microsoft.com/office/word/2010/wordprocessingGroup" xmlns:wpi="http://schemas.microsoft.com/office/word/2010/wordprocessingInk" xmlns:wps="http://schemas.microsoft.com/office/word/2010/wordprocessingShape" xmlns:o="urn:schemas-microsoft-com:office:office" xmlns:v="urn:schemas-microsoft-com:vml" xmlns:w10="urn:schemas-microsoft-com:office:word" xmlns:w="http://schemas.openxmlformats.org/wordprocessingml/2006/main" xmlns:w14="http://schemas.microsoft.com/office/word/2010/wordml" xmlns:w15="http://schemas.microsoft.com/office/word/2012/wordml" xmlns:w16cex="http://schemas.microsoft.com/office/word/2018/wordml/cex" xmlns:w16cid="http://schemas.microsoft.com/office/word/2016/wordml/cid" xmlns:w16="http://schemas.microsoft.com/office/word/2018/wordml" xmlns:w16sdtdh="http://schemas.microsoft.com/office/word/2020/wordml/sdtdatahash" xmlns:w16sdtfl="http://schemas.microsoft.com/office/word/2024/wordml/sdtformatlock" xmlns:w16se="http://schemas.microsoft.com/office/word/2015/wordml/symex" xmlns:w16du="http://schemas.microsoft.com/office/word/2023/wordml/word16du" xmlns:wne="http://schemas.microsoft.com/office/word/2006/wordml" mc:Ignorable="w14 w15 w16se w16cid w16 w16cex w16sdtdh w16sdtfl w16du wp14">
   <w:footnote w:type="separator" w:id="-1">
     <w:p>
       <w:pPr>
@@ -11181,7 +11181,7 @@
 </file>
 
 <file path=word/numbering.xml><?xml version="1.0" encoding="utf-8"?>
-<w:numbering xmlns:wpc="http://schemas.microsoft.com/office/word/2010/wordprocessingCanvas" xmlns:cx="http://schemas.microsoft.com/office/drawing/2014/chartex" xmlns:cx1="http://schemas.microsoft.com/office/drawing/2015/9/8/chartex" xmlns:cx2="http://schemas.microsoft.com/office/drawing/2015/10/21/chartex" xmlns:cx3="http://schemas.microsoft.com/office/drawing/2016/5/9/chartex" xmlns:cx4="http://schemas.microsoft.com/office/drawing/2016/5/10/chartex" xmlns:cx5="http://schemas.microsoft.com/office/drawing/2016/5/11/chartex" xmlns:cx6="http://schemas.microsoft.com/office/drawing/2016/5/12/chartex" xmlns:cx7="http://schemas.microsoft.com/office/drawing/2016/5/13/chartex" xmlns:cx8="http://schemas.microsoft.com/office/drawing/2016/5/14/chartex" xmlns:mc="http://schemas.openxmlformats.org/markup-compatibility/2006" xmlns:aink="http://schemas.microsoft.com/office/drawing/2016/ink" xmlns:am3d="http://schemas.microsoft.com/office/drawing/2017/model3d" xmlns:o="urn:schemas-microsoft-com:office:office" xmlns:oel="http://schemas.microsoft.com/office/2019/extlst" xmlns:r="http://schemas.openxmlformats.org/officeDocument/2006/relationships" xmlns:m="http://schemas.openxmlformats.org/officeDocument/2006/math" xmlns:v="urn:schemas-microsoft-com:vml" xmlns:wp14="http://schemas.microsoft.com/office/word/2010/wordprocessingDrawing" xmlns:wp="http://schemas.openxmlformats.org/drawingml/2006/wordprocessingDrawing" xmlns:w10="urn:schemas-microsoft-com:office:word" xmlns:w="http://schemas.openxmlformats.org/wordprocessingml/2006/main" xmlns:w14="http://schemas.microsoft.com/office/word/2010/wordml" xmlns:w15="http://schemas.microsoft.com/office/word/2012/wordml" xmlns:w16cex="http://schemas.microsoft.com/office/word/2018/wordml/cex" xmlns:w16cid="http://schemas.microsoft.com/office/word/2016/wordml/cid" xmlns:w16="http://schemas.microsoft.com/office/word/2018/wordml" xmlns:w16du="http://schemas.microsoft.com/office/word/2023/wordml/word16du" xmlns:w16sdtdh="http://schemas.microsoft.com/office/word/2020/wordml/sdtdatahash" xmlns:w16sdtfl="http://schemas.microsoft.com/office/word/2024/wordml/sdtformatlock" xmlns:w16se="http://schemas.microsoft.com/office/word/2015/wordml/symex" xmlns:wpg="http://schemas.microsoft.com/office/word/2010/wordprocessingGroup" xmlns:wpi="http://schemas.microsoft.com/office/word/2010/wordprocessingInk" xmlns:wne="http://schemas.microsoft.com/office/word/2006/wordml" xmlns:wps="http://schemas.microsoft.com/office/word/2010/wordprocessingShape" mc:Ignorable="w14 w15 w16se w16cid w16 w16cex w16sdtdh w16sdtfl w16du wp14">
+<w:numbering xmlns:wpc="http://schemas.microsoft.com/office/word/2010/wordprocessingCanvas" xmlns:cx="http://schemas.microsoft.com/office/drawing/2014/chartex" xmlns:cx1="http://schemas.microsoft.com/office/drawing/2015/9/8/chartex" xmlns:cx2="http://schemas.microsoft.com/office/drawing/2015/10/21/chartex" xmlns:cx3="http://schemas.microsoft.com/office/drawing/2016/5/9/chartex" xmlns:cx4="http://schemas.microsoft.com/office/drawing/2016/5/10/chartex" xmlns:cx5="http://schemas.microsoft.com/office/drawing/2016/5/11/chartex" xmlns:cx6="http://schemas.microsoft.com/office/drawing/2016/5/12/chartex" xmlns:cx7="http://schemas.microsoft.com/office/drawing/2016/5/13/chartex" xmlns:cx8="http://schemas.microsoft.com/office/drawing/2016/5/14/chartex" xmlns:mc="http://schemas.openxmlformats.org/markup-compatibility/2006" xmlns:m="http://schemas.openxmlformats.org/officeDocument/2006/math" xmlns:aink="http://schemas.microsoft.com/office/drawing/2016/ink" xmlns:am3d="http://schemas.microsoft.com/office/drawing/2017/model3d" xmlns:oel="http://schemas.microsoft.com/office/2019/extlst" xmlns:r="http://schemas.openxmlformats.org/officeDocument/2006/relationships" xmlns:wp14="http://schemas.microsoft.com/office/word/2010/wordprocessingDrawing" xmlns:wp="http://schemas.openxmlformats.org/drawingml/2006/wordprocessingDrawing" xmlns:wpg="http://schemas.microsoft.com/office/word/2010/wordprocessingGroup" xmlns:wpi="http://schemas.microsoft.com/office/word/2010/wordprocessingInk" xmlns:wps="http://schemas.microsoft.com/office/word/2010/wordprocessingShape" xmlns:o="urn:schemas-microsoft-com:office:office" xmlns:v="urn:schemas-microsoft-com:vml" xmlns:w10="urn:schemas-microsoft-com:office:word" xmlns:w="http://schemas.openxmlformats.org/wordprocessingml/2006/main" xmlns:w14="http://schemas.microsoft.com/office/word/2010/wordml" xmlns:w15="http://schemas.microsoft.com/office/word/2012/wordml" xmlns:w16cex="http://schemas.microsoft.com/office/word/2018/wordml/cex" xmlns:w16cid="http://schemas.microsoft.com/office/word/2016/wordml/cid" xmlns:w16="http://schemas.microsoft.com/office/word/2018/wordml" xmlns:w16sdtdh="http://schemas.microsoft.com/office/word/2020/wordml/sdtdatahash" xmlns:w16sdtfl="http://schemas.microsoft.com/office/word/2024/wordml/sdtformatlock" xmlns:w16se="http://schemas.microsoft.com/office/word/2015/wordml/symex" xmlns:w16du="http://schemas.microsoft.com/office/word/2023/wordml/word16du" xmlns:wne="http://schemas.microsoft.com/office/word/2006/wordml" mc:Ignorable="w14 w15 w16se w16cid w16 w16cex w16sdtdh w16sdtfl w16du wp14">
   <w:abstractNum w:abstractNumId="0" w15:restartNumberingAfterBreak="0">
     <w:nsid w:val="05B47AD0"/>
     <w:multiLevelType w:val="hybridMultilevel"/>
@@ -12990,7 +12990,7 @@
 </file>
 
 <file path=word/styles.xml><?xml version="1.0" encoding="utf-8"?>
-<w:styles xmlns:mc="http://schemas.openxmlformats.org/markup-compatibility/2006" xmlns:r="http://schemas.openxmlformats.org/officeDocument/2006/relationships" xmlns:w="http://schemas.openxmlformats.org/wordprocessingml/2006/main" xmlns:w14="http://schemas.microsoft.com/office/word/2010/wordml" xmlns:w15="http://schemas.microsoft.com/office/word/2012/wordml" xmlns:w16cex="http://schemas.microsoft.com/office/word/2018/wordml/cex" xmlns:w16cid="http://schemas.microsoft.com/office/word/2016/wordml/cid" xmlns:w16="http://schemas.microsoft.com/office/word/2018/wordml" xmlns:w16du="http://schemas.microsoft.com/office/word/2023/wordml/word16du" xmlns:w16sdtdh="http://schemas.microsoft.com/office/word/2020/wordml/sdtdatahash" xmlns:w16sdtfl="http://schemas.microsoft.com/office/word/2024/wordml/sdtformatlock" xmlns:w16se="http://schemas.microsoft.com/office/word/2015/wordml/symex" mc:Ignorable="w14 w15 w16se w16cid w16 w16cex w16sdtdh w16sdtfl w16du">
+<w:styles xmlns:mc="http://schemas.openxmlformats.org/markup-compatibility/2006" xmlns:r="http://schemas.openxmlformats.org/officeDocument/2006/relationships" xmlns:w="http://schemas.openxmlformats.org/wordprocessingml/2006/main" xmlns:w14="http://schemas.microsoft.com/office/word/2010/wordml" xmlns:w15="http://schemas.microsoft.com/office/word/2012/wordml" xmlns:w16cex="http://schemas.microsoft.com/office/word/2018/wordml/cex" xmlns:w16cid="http://schemas.microsoft.com/office/word/2016/wordml/cid" xmlns:w16="http://schemas.microsoft.com/office/word/2018/wordml" xmlns:w16sdtdh="http://schemas.microsoft.com/office/word/2020/wordml/sdtdatahash" xmlns:w16sdtfl="http://schemas.microsoft.com/office/word/2024/wordml/sdtformatlock" xmlns:w16se="http://schemas.microsoft.com/office/word/2015/wordml/symex" xmlns:w16du="http://schemas.microsoft.com/office/word/2023/wordml/word16du" mc:Ignorable="w14 w15 w16se w16cid w16 w16cex w16sdtdh w16sdtfl w16du">
   <w:docDefaults>
     <w:rPrDefault>
       <w:rPr>
@@ -14304,6 +14304,19 @@
       </w:numPr>
     </w:pPr>
   </w:style>
+  <w:style w:type="paragraph" w:customStyle="1" w:styleId="Code">
+    <w:name w:val="Code"/>
+    <w:basedOn w:val="Standaard"/>
+    <w:qFormat/>
+    <w:rsid w:val="000F128A"/>
+    <w:pPr>
+      <w:keepLines/>
+      <w:shd w:val="clear" w:color="auto" w:fill="E7E6E6" w:themeFill="background2"/>
+    </w:pPr>
+    <w:rPr>
+      <w:rFonts w:ascii="Fira Code" w:hAnsi="Fira Code"/>
+    </w:rPr>
+  </w:style>
 </w:styles>
 </file>
 
